--- a/01_《三人行》全24集全流程标杆成品库/06_核心场景一景一档/场景07_岁月路24小时自助银行街口与飞霞路风雪街道（含飞霞路IC卡公用电话亭与雪夜街巷）.docx
+++ b/01_《三人行》全24集全流程标杆成品库/06_核心场景一景一档/场景07_岁月路24小时自助银行街口与飞霞路风雪街道（含飞霞路IC卡公用电话亭与雪夜街巷）.docx
@@ -1143,1833 +1143,6 @@
         <w:t>EP24第24-11场：2012年冬大三寒假，徐家宝在飞霞路抢劫大妈被押上警车，路人举手机偷拍羞辱徐图图；刚被清除未来记忆、回归未知的20岁赵左右猛冲上去与偷拍男殊死搏斗，左额角被石块砸破流血（月牙疤正式烙印），夺过手机彻底删掉视频，并用小手电筒照亮夜空“暖雪”，令徐图图彻底解开心结终生未改名“舒图”。</w:t>
       </w:r>
     </w:p>
-    <w:p>
-      <w:pPr>
-        <w:spacing w:before="160" w:after="80" w:line="384" w:lineRule="auto"/>
-        <w:jc w:val="left"/>
-      </w:pPr>
-      <w:r>
-        <w:rPr>
-          <w:rFonts w:ascii="Arial" w:hAnsi="Arial" w:eastAsia="黑体"/>
-          <w:b/>
-          <w:color w:val="141414"/>
-          <w:sz w:val="22"/>
-        </w:rPr>
-        <w:t>（附）本场景全剧登场场次、人物走位调度与场内对白逐集纪实（100%对齐定稿文学剧本）</w:t>
-      </w:r>
-    </w:p>
-    <w:p>
-      <w:pPr>
-        <w:spacing w:before="40" w:after="80" w:line="384" w:lineRule="auto"/>
-        <w:ind w:firstLine="400"/>
-        <w:jc w:val="left"/>
-      </w:pPr>
-      <w:r>
-        <w:rPr>
-          <w:rFonts w:ascii="Times New Roman" w:hAnsi="Times New Roman" w:eastAsia="宋体"/>
-          <w:b w:val="0"/>
-          <w:color w:val="141414"/>
-          <w:sz w:val="20"/>
-        </w:rPr>
-        <w:t>◆ EP02《第三个雪人》：【2-31　外/内　和艺北街IC卡公用电话亭与人生无限有限公司（2058） — 夜】：出场角色：客服小雪、赵了；空间调度与动作详情：深夜空旷寂静的“和艺北街”，街角路灯在雪地上投下昏黄的光晕。16岁的赵左右在被窝里用手机发了一条说说：“【说说】今天发生了很多事，不过，祝我生日快乐吧！”与此同时，深夜空旷寂静的“和艺北街（HE YI BEI JIE）”上，身穿黑色皮夹克、内搭白衬衫与黑领带、头戴深色做旧棒球帽的66岁赵了独自走过斑马线，推门走进路牌下的IC卡公用电话亭。 赵了从怀中取出一张黑金配色的卡片——正面印着莫比乌斯环标志与“人生无限有限公司 LIVE ONCE AGAIN｜领航时空旅行服务的新时代”；他将卡片翻转过来，背面正是他的身份证：“姓名：赵了｜性别：男｜民族：汉｜出生：1942年1月21日｜住址：吉春省长林市亭午区正阳街2008附2058号｜公民身份号码：251328194201213910”。 赵了将这张带有芯片的身份证稳稳插入公用电话机“仅限于IC卡”的插槽内，摘下听筒贴在耳边，手指在金属按键上依次拨号。 画面中央浮现巨大的白色年份字卡：“2058”。 在2058年“人生无限有限公司（LIVE ONCE AGAIN）”客服大厅工位前，一名黑色长发披肩、身穿黑色西装制服的女客服（仅以背影入画，未露正脸）接起跨时空通信。；场内关键对白：客服小雪：“尊敬的贵宾您好，这里是二零五八年的人生无限有限公司，我是您的专属客服小雪。感谢您准时进行时空定位确认，本电话亭将作为您与未来时空通信往返的唯一地址，非常重要。这边再次确认一下您的姓名。” ／ 赵了：“我是赵左右。”</w:t>
-      </w:r>
-    </w:p>
-    <w:p>
-      <w:pPr>
-        <w:spacing w:before="40" w:after="80" w:line="384" w:lineRule="auto"/>
-        <w:ind w:firstLine="400"/>
-        <w:jc w:val="left"/>
-      </w:pPr>
-      <w:r>
-        <w:rPr>
-          <w:rFonts w:ascii="Times New Roman" w:hAnsi="Times New Roman" w:eastAsia="宋体"/>
-          <w:b w:val="0"/>
-          <w:color w:val="141414"/>
-          <w:sz w:val="20"/>
-        </w:rPr>
-        <w:t>◆ EP03《少年的决定》：【3-13　外/内　和艺北街×飞霞路IC卡公用电话亭 — 夜】：空间调度与动作详情：寒夜凛冽，街角蓝底白字路牌清晰标示着“和艺北街 ／ 飞霞路”。身穿酒红色连帽防寒冲锋衣、头戴黑色鸭舌帽的66岁赵了踩着积雪走近路口的IC卡公用电话亭，目光骤然凝滞——电话亭玻璃门上赫然新贴着一张白纸公文。 那张白纸上方印着醒目的黑体标题《拆除通知》，正文写着：“现对飞霞路沿线的老旧电话亭进行清理整治……拆除时间：2008年04月25日前自行拆除。……城市管理热线：12345，飞霞路街道办事处：0267-6126100。飞霞路街道办事处 2008年01月25日（加盖红色公章）”。 赵了脸色一沉，立刻推门走进电话亭，插入芯片身份证拿起听筒拨通跨时空专线。 切至：　【3-14　内/外　人生无限有限公司·客服中心（2058）与和艺北街电话亭（2008） — 夜】：出场角色：2058女客服、赵了；空间调度与动作详情：2058年“∞ 人生无限有限公司 LIVE ONCE AGAIN”全息客服大厅内灯火通明。一名留着黑色齐肩长发、身穿浅灰色修身西装制服的女客服以背影坐在弧形操作台前接听来电。 电话亭里的66岁赵了不等她说完便沉声打断。 2058女客服神色微动，看着对方继续说道。 听筒那头沉默了一瞬，赵了眉头紧锁，直接按下按键准备越级投诉。 2058女客服神色微动，看着对方继续说道。；场内关键对白：2058女客服：“赵左右先生，您好。感谢您准时进行今天的行程登记。请问您今天——” ／ 赵了：“你不是说，这个电话亭是我联络和往返未来的唯一通道吗？” ／ 2058女客服：“是的，请问您遇到什么问题了吗？” ／ 赵了：“既然是唯一通道，那么这个电话亭，为什么三个月以后就要拆除？我当时花钱买的可不止三个月呀！你们怎么做的工作？” ／ 2058女客服：“实在不好意思，这是我们的失误。”</w:t>
-      </w:r>
-    </w:p>
-    <w:p>
-      <w:pPr>
-        <w:spacing w:before="40" w:after="80" w:line="384" w:lineRule="auto"/>
-        <w:ind w:firstLine="400"/>
-        <w:jc w:val="left"/>
-      </w:pPr>
-      <w:r>
-        <w:rPr>
-          <w:rFonts w:ascii="Times New Roman" w:hAnsi="Times New Roman" w:eastAsia="宋体"/>
-          <w:b w:val="0"/>
-          <w:color w:val="141414"/>
-          <w:sz w:val="20"/>
-        </w:rPr>
-        <w:t>◆ EP04《避风港争夺战》：【4-4　外/内　《三人行》白昼篇主题片头序列（OP） — 日/夜】：空间调度与动作详情：*开始片头音乐： 伴随轻快而略带怅惘的钢琴与弦乐主题曲，《三人行》白昼篇片头画面徐徐展开：戴着鲜红围巾的少年奔跑在2008年大雪纷飞的长林八中校园与红白相间的有轨电车轨道之间，电话亭百叶窗前的神秘剪影、风雪院落里并排伫立的三个雪人、跨越时空的莫比乌斯环与逆向飞旋的齿轮钟摆依次掠过，16岁赵左右、41岁荀未来、66岁赵了三代自我并肩伫立于纯白雪原之上，最终定格于剧名《三人行 THE TRIPLE ECHO OF TIME》。 切至：　【4-8　外/内　和艺北街×飞霞路IC卡公用电话亭 — 夜】：出场角色：赵左右、系统提示女声（电话音）；空间调度与动作详情：深夜的和艺北街与飞霞路交叉口空无一人，幽蓝的夜色与街灯昏黄的光晕在风雪中交织。 无家可归的赵左右缩着肩膀，一瘸一拐地走到路牌下的蓝白IC卡公用电话亭前，拉开玻璃门钻进狭小的电话亭内避寒。 电话亭绿色的金属内壁挡住了外面的呼啸风雪。赵左右靠着冰冷的铁壁，低头看着自己红肿破裂、凝着血痂的十指，冻得上下牙关打战。他哆嗦着从羽绒服兜里掏出银色诺基亚直板手机，先后拨打死党陈明和荀未来的电话。 电话听筒里一次次传来冰冷机械的系统提示女声：“您好，您拨打的用户已关机，请稍后再拨……” 赵左右无力地垂下胳膊，绝望与委屈如潮水般将他淹没。；场内关键对白：赵左右：“喂……陈明？……荀哥？” ／ 系统提示女声（电话音）：“您好，您拨打的用户已关机，请稍后再拨……”　【4-9　内/外　三条鱼漫画屋里间、风雪街头与飞霞路电话亭（多线交叉剪辑） — 夜】：出场角色：荀未来、罗爱文、荀未来（自语）；空间调度与动作详情：【三条鱼漫画屋·里间】蓝格布帘半掩的里间内，身穿米白色半拉链连帽卫衣的41岁荀未来盘腿坐在单人木板床上，正神色焦急地举着手机给罗爱文打电话；床边的小书桌台灯下，约莫十岁、身穿棕灰几何提花毛衣的漫画屋算账小孩正气定神闲地趴在桌前写寒假作业。 【风雪街头】身穿纯白色立领羽绒服的16岁罗爱文正站在漫天飞雪的马路边，一边举着手机接听一边焦急地四下张望。 【三条鱼漫画屋门口至街头】荀未来挂断电话，脑海中猛然闪过自己16岁那年因父亲撕书离家出走后引发的一连串连锁苦果，脸色骤变。 荀未来一骨碌从床上跳下，抓起衣架上的卡其色高领厚羽绒服套在身上，一把拉开三条鱼漫画屋的木门冲进漫天风雪的街道，沿着长林市的大街小巷大声呼喊着“赵左右——”。 【飞霞路电话亭】与此同时，和艺北街×飞霞路的公用电话亭内，已经与赵了通完电话的16岁赵左右揣好手机，隔着蒙着白雾与雪花的电话亭玻璃窗，静静仰起头望向夜空中纷扬飘落的雪花，安心等待着“赵爷爷”的到来。；场内关键对白：荀未来：“喂，罗爱文！赵左右找你了吗？他跟他爸吵架跑出来了！” ／ 罗爱文：“没来我家啊！我也在街上找呢，这大冷天的他能去哪儿啊？” ／ 荀未来（自语）：“如果真的是离家出走……当年我会去哪儿？！”</w:t>
-      </w:r>
-    </w:p>
-    <w:p>
-      <w:pPr>
-        <w:spacing w:before="40" w:after="80" w:line="384" w:lineRule="auto"/>
-        <w:ind w:firstLine="400"/>
-        <w:jc w:val="left"/>
-      </w:pPr>
-      <w:r>
-        <w:rPr>
-          <w:rFonts w:ascii="Times New Roman" w:hAnsi="Times New Roman" w:eastAsia="宋体"/>
-          <w:b w:val="0"/>
-          <w:color w:val="141414"/>
-          <w:sz w:val="20"/>
-        </w:rPr>
-        <w:t>◆ EP05《回家》：【5-8　外/内　飞霞路·公用电话亭 — 夜】：出场角色：徐图图、王一漫；空间调度与动作详情：飞霞路与知西北街交口，徐图图走进绿色的中国网通公用电话亭，将IC卡插入“仅限于IC卡”插槽，对照手机屏幕上的号码按键拨打赵左右的电话，握着听筒小声给自己鼓劲。 电话听筒里传来冰冷的系统提示音：您好，您拨打的用户已关机。徐图图握着听筒，眉头紧锁。 就在这时，电话亭磨砂玻璃外的雪地上，一道黑影缓缓逼近。徐图图吓得脸色发白，误以为遇到了尾随歹徒，惊慌失措地按下紧急报警键对着听筒急呼。 徐图图挂断听筒，双手死死握拳深呼吸，摆出防身架势紧盯着电话亭门。 电话亭外，身穿灰色双排扣呢大衣的十六岁王一漫正蹲在雪地里，温柔地伸手抚摸着一只流浪橘猫。；场内关键对白：徐图图：“没事没事，他只要接通就好了，听到他的声音我就挂掉。” ／ 徐图图：“连手机也关机了，不会真出事了吧？” ／ 徐图图：“飞霞路电话亭，请快些来！” ／ 徐图图：“没事的徐图图，练了这么久，就为了这一刻！” ／ 王一漫：“小猫乖啊。”　【5-10　外/内　飞霞路·公用电话亭 — 夜】：出场角色：赵了、荀未来、巡警；空间调度与动作详情：飞霞路公用电话亭内，六十六岁的赵了正握着听筒向二零五八年的公司客服逐笔报账。身穿砖红色连帽派克大衣的荀未来躲在街边水泥电线杆后，托着腮皱眉探头偷听。 电线杆后的荀未来听到“买房产、租房子”，神色愈发警惕，眼中闪过一丝得意，掏出黑色翻盖手机迅速在屏幕上按下 110 三个数字凑到耳边。 荀未来还没来得及按拨出键，身后一只戴手套的大手突然重重拍在他的肩膀上，吓得荀未来浑身猛一哆嗦——一名身穿冬季深色警服、头戴雷锋帽、胸前佩戴警号 220103 的巡警正目光严厉地盯着他。 荀未来一边指着电话亭告发，一边慌忙拉开羽绒服内侧拉链，掏出自己的二代身份证递给巡警。 巡警上前拉开电话亭的门。亭内的赵了早已察觉外面的动静，立刻对着听筒大声演戏，随后挂断电话转过身，脸上瞬间切换出一副慈祥无辜的孤寡老人笑容。；场内关键对白：赵了：“三千九百八买了一件保暖内衣，发票呢我留着了。十块钱吃了一碗炒面。对了，你们帮我多换一点现金过来。” ／ 荀未来：“自己有手机不用，非得要用公共电话，果然是在做什么违法的买卖。” ／ 赵了：“行行行，你们有规定，行，那我不买房产行了吧，那高价租个房子总该可以了吧？” ／ 荀未来：“好你个赵了，老了老了这么没底线。不行，我今天啊我得大义灭亲了。” ／ 巡警：“哎，鬼鬼祟祟地干什么呢？”</w:t>
-      </w:r>
-    </w:p>
-    <w:p>
-      <w:pPr>
-        <w:spacing w:before="40" w:after="80" w:line="384" w:lineRule="auto"/>
-        <w:ind w:firstLine="400"/>
-        <w:jc w:val="left"/>
-      </w:pPr>
-      <w:r>
-        <w:rPr>
-          <w:rFonts w:ascii="Times New Roman" w:hAnsi="Times New Roman" w:eastAsia="宋体"/>
-          <w:b w:val="0"/>
-          <w:color w:val="141414"/>
-          <w:sz w:val="20"/>
-        </w:rPr>
-        <w:t>◆ EP06《暖雪》：【6-4　外/内　飞霞路·公用电话亭与人生无限有限公司工位（2058） — 日】：出场角色：客服58003、赵了、荀未来；空间调度与动作详情：飞霞路与和艺北街交口，头戴黑色鸭舌帽、身穿深蓝色厚羽绒服的六十六岁赵了顶着寒风步入公用电话亭，左手捂着嘴剧烈咳嗽，随后取出电话卡插入卡槽，神情疲惫而焦躁地按键拨号。 二零五八年人生无限有限公司（LIVE ONCE AGAIN）办公区内，工号 58003 的长发女客服背对镜头端坐在电脑屏幕前，声音与王一漫如出一辙。 赵了一手紧握听筒、一手扶着电话机台面，难受地吸了吸鼻子，情绪激动地抱怨。 赵了气愤地抬起右手想去按挂断键，大声威胁。 客服急忙出声喊停，电脑屏幕上弹出“黑金会员 赵左右｜时空波动监测中”的红色折线波形图。赵了悬在按键上的手指瞬间停滞收回，眼神由焦躁转为凝重与警惕。；场内关键对白：客服58003：“您好，赵左右先生。昨晚您没有来电登记花销，必须给您记入违规次数了。” ／ 赵了：“我发着烧，还得来这破电话亭给你们打电话，还有没有点人性啊？规矩是人定的嘛！” ／ 客服58003：“实在抱歉。我们也是为保护时空进程考虑，还是要提醒您一下，您兑换的货币只能进行个人消费。” ／ 赵了：“我已经放弃了捐助学校和投资电影，房产我也不买了。现在连舒舒服服旅行也不行吗？不行，我跟你们高总反映一下。” ／ 客服58003：“等……等等！赵先生，其实系统之前就监测到了，您之前有干涉时空进程的波动，按规定我们得把您带回来，但我偷偷帮您消掉了。”</w:t>
-      </w:r>
-    </w:p>
-    <w:p>
-      <w:pPr>
-        <w:spacing w:before="40" w:after="80" w:line="384" w:lineRule="auto"/>
-        <w:ind w:firstLine="400"/>
-        <w:jc w:val="left"/>
-      </w:pPr>
-      <w:r>
-        <w:rPr>
-          <w:rFonts w:ascii="Times New Roman" w:hAnsi="Times New Roman" w:eastAsia="宋体"/>
-          <w:b w:val="0"/>
-          <w:color w:val="141414"/>
-          <w:sz w:val="20"/>
-        </w:rPr>
-        <w:t>◆ EP08《时间的玩笑》：【8-1　外/内　和艺北街×飞霞路公用电话亭与徐图图家卧室 — 深夜】：出场角色：舒图（电话音）、舒图、徐图图；空间调度与动作详情：二零零八年大年初一深夜，风雪呼啸的和艺北街与飞霞路交口，绿色的中国网通公用电话亭孤零零立在雪地里。电话机黑色听筒内传出四十一岁成年舒图警觉而冷冽的询问声。 公用电话亭内，头戴黑色鸭舌帽、身穿红色连帽羽绒服的六十六岁赵了双手死死握着黑色听筒，浑浊的双眼噙满滚烫的泪水，嘴角剧烈颤抖，欲言又止却发不出半点声音。 与此同时，五栋六零二室徐图图家的卧室内，身穿白色印花长袖睡衣配红白格子睡裤的四十一岁舒图坐在床头，手里将白红配色的索爱滑盖手机紧贴在耳边，眉头紧锁，对着沉默的听筒再次冷声追问。 电话亭内，一滴眼泪顺着赵了布满皱纹的眼角滑落。他那只戴着银色婚戒的左手大拇指，下意识地轻轻摩挲着无名指上的戒圈；良久，赵了深吸一口气，颤抖着抬手将黑色听筒轻轻挂回簧片上。 卧室内，舒图把手机从耳边拿开看了一眼暗下去的屏幕，神色微怔；靠坐在床头被窝里、身穿同款白色印花睡衣并戴着圆框眼镜的十六岁徐图图好奇地仰起脸看向她。；场内关键对白：舒图（电话音）：“喂，谁呀？” ／ 舒图：“喂？说话！” ／ 舒图：“挂了。” ／ 徐图图：“挂了？” ／ 舒图：“嗯。这个号码是公共电话吧。”　【8-6　外/内　积雪街道·公用电话亭与漫画屋店堂（交叉剪辑） — 日】：出场角色：徐图图、陈明、舒图（电话音）、舒图、荀未来（画外音）；空间调度与动作详情：白雪覆盖的街道人行道上，身穿黑色长款呢大衣的舒图紧紧抱着那个淡绿色礼盒一路飞奔；身穿米白色牛角扣大衣的徐图图气喘吁吁地在后面全力追赶，一边跑一边四处张望呼喊。 街角处，舒图闪身躲进一座百叶窗式的绿色公用电话亭内，反手关上亭门，透过玻璃与百叶缝隙警惕地向外张望，确认把十六岁的自己甩掉后才松了一口气。 舒图从黑色大衣口袋里掏出一张折叠褶皱的白纸展开——上面印着“招聘店员（HIRE）｜有意者请联系：春秋路三条鱼漫画屋｜联系人：荀先生｜联系电话：0267-6146831”。 【闪回·除夕深夜漫画屋门外】大雪纷飞的寒夜里，刚来到二零零八年的舒图孤身坐在紧闭的漫画屋卷帘门前，身旁放着那把黄色笑脸透明雨伞，起身时伸手撕下了贴在门边木板上的这张招聘启事。 回到白天的公用电话亭内，舒图摘下公用电话听筒，对照手里的招聘启事逐键按下号码。；场内关键对白：徐图图：“我帽子！” ／ 陈明：“喂？” ／ 舒图（电话音）：“是春秋路那家漫画屋吗？” ／ 陈明：“是，你有什么事吗？” ／ 舒图：“你叫荀哥听电话。”　【8-7　外　雪后胡同街道与平房屋顶 — 日】：出场角色：舒图；空间调度与动作详情：舒图满腔怒火地推门走出公用电话亭，手里拎着那个淡绿色礼盒径直走到路边的绿色环卫垃圾桶前，毫不犹豫地扬手将礼盒扔进了垃圾桶里，站在原地低头大口喘气平复呼吸。 然而仅仅过了两秒，舒图又忍不住伸出手，从垃圾桶里把那个淡绿色礼盒重新捞了出来。她揭开盒盖，取出里面那顶十六岁自己一针一线织出来的白色粗毛线帽，双手轻轻摩挲着帽檐上绣着的小雏菊与眨眼笑脸，眼眶渐渐泛红，咬着牙哽咽低语。 舒图转身将空礼盒随手一扔，盒盖内侧那张写着“To：赵左右 谢谢你的那一票”的黄色小熊便利贴飘落在洁白的雪地上。胡同拐角的红砖墙后，头戴深灰色鸭舌帽、身穿深棕色长款毛呢大衣的六十六岁赵了正静静伫立在暗处，默默注视着她的一举一动。 舒图捏着那顶白色毛线帽快步走进雪地平房巷道，在一处覆满厚雪的低矮平房前停下脚步。她仰头看了一眼高处的屋顶，猛地一扬手，将那顶白色笑脸毛线帽用力扔上了高高的平房雪顶！舒图抬头看了一眼落在屋顶积雪中的帽子，决绝地转身离去；身后的赵了缓缓走出墙角，目送她的背影远去。 切至：；场内关键对白：舒图：“你就不配。”</w:t>
-      </w:r>
-    </w:p>
-    <w:p>
-      <w:pPr>
-        <w:spacing w:before="40" w:after="80" w:line="384" w:lineRule="auto"/>
-        <w:ind w:firstLine="400"/>
-        <w:jc w:val="left"/>
-      </w:pPr>
-      <w:r>
-        <w:rPr>
-          <w:rFonts w:ascii="Times New Roman" w:hAnsi="Times New Roman" w:eastAsia="宋体"/>
-          <w:b w:val="0"/>
-          <w:color w:val="141414"/>
-          <w:sz w:val="20"/>
-        </w:rPr>
-        <w:t>◆ EP14《继承》：【14-3　内/外　502室赵了家·2058年人生无限有限公司与风雪电话亭 — 夜】：出场角色：赵了、赵左右、小雪（电话音）；空间调度与动作详情：夜晚的老居民楼五楼水泥楼梯间内，画面中央浮现本集片名：第 14 集 继承。 系着浅色格纹围巾、背着双肩包的十六岁赵左右一步步走上五楼台阶，正准备掏钥匙开五零一室的家门，对门五零二室的防盗门忽然打开，身穿灰色连帽卫衣的六十六岁赵了探出头来，笑眯眯地向他招手。 赵左右停下脚步，转过身礼貌地看向五零二室门口的老人。 赵了慈祥地笑了笑，指了指屋里发出邀请。 赵左右爽快地一口答应，迈步走向五零二室。；场内关键对白：赵了：“小赵啊，你过来一下。” ／ 赵左右：“怎么了赵爷爷？” ／ 赵了：“我买了新玩具，那说明书太复杂了，我看不懂，你过来帮我研究研究呗。” ／ 赵左右：“没问题。啥玩具啊？” ／ 赵了：“进来你就知道了。”</w:t>
-      </w:r>
-    </w:p>
-    <w:p>
-      <w:pPr>
-        <w:spacing w:before="40" w:after="80" w:line="384" w:lineRule="auto"/>
-        <w:ind w:firstLine="400"/>
-        <w:jc w:val="left"/>
-      </w:pPr>
-      <w:r>
-        <w:rPr>
-          <w:rFonts w:ascii="Times New Roman" w:hAnsi="Times New Roman" w:eastAsia="宋体"/>
-          <w:b w:val="0"/>
-          <w:color w:val="141414"/>
-          <w:sz w:val="20"/>
-        </w:rPr>
-        <w:t>◆ EP16《再见，老同学》：【16-9　内/外　影视筹备书房·雪夜和艺北街与林海雪原尖顶古堡 — 夜】：出场角色：荀未来、赵了、赵了（耳机音）；空间调度与动作详情：夜晚，影视筹备书房内，白板上写着《宿夜伐梦｜总导演/编剧：荀未来｜联合导演/执行：赵左右》。身穿黑西装的四十一岁荀未来正坐在书桌前研读《金融与投资论坛》论文并用黑笔做标注；六十六岁的赵了则背着手在书桌后方焦躁地来回踱步。荀未来烦躁地停下笔转头看他。 赵了停下脚步，按着胸口眉头紧锁。 荀未来不以为然地摊开双手宽慰他。 话音未落，书桌上的摩托罗拉翻盖手机突然响起清脆的“Hello Moto”铃声，屏幕显示：【老白（工作号）正在呼叫】！赵了脸色一变，连声催促：“快接、快接、快接！”荀未来翻开手机盖放到耳边，赵了也紧张地把耳朵贴过来一起听。 电话那头的煤老板老白不仅单方面毁约撤资，还说了难听的话，气得荀未来脸色铁青，对着话筒破口大骂后狠狠合上翻盖！；场内关键对白：荀未来：“你能别老走来走去的吗？影响我学习！” ／ 赵了：“你说我这心里这两天怎么直发慌呢？” ／ 荀未来：“你就别内耗了！钱都到位了，咱妈也试过戏了，这事这不就成了吗？” ／ 荀未来：“哎，大哥！……不是大哥，咱不是说好了吗？我这边兄弟都准备开工了，就等着钱到位了，您不能说撤就撤吧？！” ／ 荀未来：“谁是你老弟啊？我是你爹！滚！”</w:t>
-      </w:r>
-    </w:p>
-    <w:p>
-      <w:pPr>
-        <w:spacing w:before="40" w:after="80" w:line="384" w:lineRule="auto"/>
-        <w:ind w:firstLine="400"/>
-        <w:jc w:val="left"/>
-      </w:pPr>
-      <w:r>
-        <w:rPr>
-          <w:rFonts w:ascii="Times New Roman" w:hAnsi="Times New Roman" w:eastAsia="宋体"/>
-          <w:b w:val="0"/>
-          <w:color w:val="141414"/>
-          <w:sz w:val="20"/>
-        </w:rPr>
-        <w:t>◆ EP17《不速之客》：【17-4　内/外　2058年人生无限有限公司·雪原古堡外·风雪电话亭与502室客厅 — 夜/日】：出场角色：林开颜（小雪）、林开颜（小雪）（内心独白）、荀未来、赵了；空间调度与动作详情：几乎在同一秒，公元2058年“人生（无限）有限公司”监控大厅内，刺目的猩红色警报灯疯狂旋转闪烁！全息大屏上弹出鲜红的【最高警报：正在召回｜已归档：黑金会员 赵左右】字样，机械女声响彻大厅：“最高警报，紧急召回程序启动！十、九、八、七……” 正在工位旁的实习生林开颜（小雪）吓得魂不附体，飞奔扑回电脑前，在倒计时数到“一”的千钧一发之际，一把抓起桌上的沉重胶带座，死死压卡在轨迹球鼠标的取消键上，强行物理中断了紧急召回程序！ 红光熄灭，大厅恢复白光。惊魂未定的小雪刚喘了一口气，桌面通讯器突然响起【来电人：母后】的提示音。小雪连忙平复呼吸接通电话，电话那头传来母亲温柔的关怀与劝她回老家小单位坐班的唠叨。 挂断母亲的电话后，小雪死死盯着屏幕上本已被她强制归档却又触发最高警报的“赵左右”档案，眼神由恐慌渐渐转为偏执与决绝！ 只见小雪在终端上输入自己的工号【58004 林开颜（实习生）】，毅然点击了【正在开启员工通道】，迈步走进了通往2008年的时空穿梭电梯！；场内关键对白：林开颜（小雪）：“不是吧？！最高警报连归档之后都能触发？！” ／ 林开颜（小雪）：“喂，妈，回了回了，你知道我不加班的嘛，我到点就走了。转正的事快了，说还有一个月就转正了，今天领导还夸我了！……妈，我锅烧糊了，先不说了啊，挂了！” ／ 林开颜（小雪）（内心独白）：“我明明一直都这么努力，我明明是这里最能干的人！联络点定位错不就是一时疏忽吗？难道能否定我的一切吗？不行，我绝对不能在阴沟里翻船，谁也不能阻止我转正！” ／ 荀未来：“快，踩油门！我不能让她看见我！” ／ 荀未来：“刚才余博士好像听到你耳机里的声音了，不知道紧急召回程序会不会启动？”　【17-8　内/外　酒店套房客厅与飞霞路风雪公用电话亭 — 夜】：出场角色：赵了、荀未来、林开颜（小雪）；空间调度与动作详情：同一时刻，酒店套房内（白板上写着“沉浸式梦境”并贴满时间线照片），六十六岁的赵了与四十一岁的荀未来从走廊走回客厅。荀未来脱下黑色大衣，疲惫地瘫坐进沙发里。赵了站在客厅中央，如释重负地微笑感叹。 荀未来从沙发上撑起身子，毫不犹豫地摇了摇头。 赵了无奈地低头失笑，眼神深邃地向四十一岁的自己送上了一句忠告。 赵了整理了一下大衣衣领，转身走向玄关准备去电话亭例行汇报。 荀未来坐在沙发上目送六十六岁的自己推门离去。；场内关键对白：赵了：“这一切，总算结束了，咱们也可以安心地回去了。我那边的往返通道，也应该快修好了，你再陪我几天吧。” ／ 荀未来：“多陪你几天？我可不想再做你的傀儡了。反正咱妈演戏的事已经搞定，我想赶紧回2033年，赚钱去！” ／ 赵了：“赚钱赚钱，希望你钱赚够了，不会成为第二个赵了。” ／ 赵了：“行啊，你想走你就走吧。我要回电话亭汇报消费了，迟了到时候又被记违规了。走了。” ／ 赵了：“下班了？……哦，今天是星期天。”</w:t>
-      </w:r>
-    </w:p>
-    <w:p>
-      <w:pPr>
-        <w:spacing w:before="40" w:after="80" w:line="384" w:lineRule="auto"/>
-        <w:ind w:firstLine="400"/>
-        <w:jc w:val="left"/>
-      </w:pPr>
-      <w:r>
-        <w:rPr>
-          <w:rFonts w:ascii="Times New Roman" w:hAnsi="Times New Roman" w:eastAsia="宋体"/>
-          <w:b w:val="0"/>
-          <w:color w:val="141414"/>
-          <w:sz w:val="20"/>
-        </w:rPr>
-        <w:t>◆ EP18《一夜剧变》：【18-1　内/外　酒店套房·飞霞路风雪电话亭与市医院急诊病房 — 夜】：出场角色：赵了、荀未来（内心独白）、荀未来、急诊医生；空间调度与动作详情：夜晚，酒店套房内（闪回衔接上集片尾），六十六岁的赵了看着急于回2033年赚钱的四十一岁荀未来，语重心长地叹了口气。 赵了转身推门走出套房。坐在沙发上的荀未来朝他的背影挥了挥手，眼神忽然一动，心生好奇。 荀未来迅速从沙发上站起身，抓起黑色大衣紧跟着追了出去！ 几分钟后，飞霞路积雪的街头，荀未来乘坐一辆“吉A·308T7”出租车赶到公用电话亭附近下车。只见前方的电话亭内，刚刚被扎了一针的六十六岁赵了正痛苦地捂着胸口瘫软在地；而戴着黑框眼镜的2058年实习生林开颜（小雪）正站在电话亭外浑身发抖地低头念叨着“对不起……”。荀未来见状大惊失色，箭步冲上前一把揪住小雪的衣领！ 两人撕扯间，荀未来见电话亭里的赵了已经呼吸微弱地昏厥过去，顾不上继续追打小雪，连忙折回电话亭抢救赵了。他在电话亭外的雪地里捡起小雪掉落的那支一次性注射器，凑到鼻尖前闻了闻，脸色骤变！；场内关键对白：赵了：“赚钱，赚钱。希望你钱赚够了，不会成为第二个赵了。行啊，你想走你就走吧。我要回电话亭汇报消费了，迟了，到时候又被记违规了。走了。” ／ 荀未来（内心独白）：“汇报消费？这老头一直也没跟我说过，保险柜里到底有多少钱。我倒要看看，他平时是个什么消费水平！” ／ 荀未来：“老赵！——你干嘛？流氓啊！” ／ 荀未来（内心独白）：“菠萝汁？！” ／ 急诊医生：“还好你送来及时，已经没事了。”　【18-4　内/外　酒店2388套房·楼下路虎车内与套房卧室门前 — 夜】：出场角色：林开颜（小雪）、荀未来、赵了、余博士、客房服务员（门外画外音）；空间调度与动作详情：凌晨时分，酒店2388号套房客厅内，墙上的精工（SEIKO）挂钟滴答作响。六十六岁的赵了与四十一岁的荀未来湊在沙发前低声耳语商议；被绑在椅子上的小雪困得打了个大哈欠，转头看了一眼挂钟上的时间——距离早上六点飞霞路电话亭被拆除、公司保洁阿姨上班已经不到两个小时了！小雪急得满头大汗，大声朝两人喊道。 荀未来与赵了对视一眼，站起身整理了一下西装，慢条斯理地走到小雪面前摇了摇头。 沙发上的赵了淡定地补了一句：“在这之前，就辛苦你，在这当人质。”小雪急得差点跳起来！ 赵了稳坐钓鱼台，一句话道破了时空管理局的铁律，随后向荀未来下达了引蛇出洞的指令！ 荀未来响亮地应了一声“好嘞”！一旦荀未来去电话亭打给高总，小雪撒的所有谎就会当场穿帮！小雪吓得魂飞魄散，拼命扭动身子声嘶力竭地尖叫哭喊：“不行不行哥！哥你真不能去！我求你了哥！”荀未来嫌她吵，直接拿起桌上那卷宽封箱胶带撕下一截，“啪”地贴回小雪嘴上，拍了拍手转身出门。；场内关键对白：林开颜（小雪）：“两位哥啊，真没时间了！要是过了六点再回去的话，高总肯定会怀疑的！你们放我回去，我把你们接回来，帮你们指认高总，啊？” ／ 荀未来：“我们商量过了，暂时先不能放你走。要验证你所说的真伪，就得抓住下一个来查看情况的人，看看你俩的说法一不一样，就知道了。” ／ 林开颜（小雪）：“你们怎么就那么倔呢？！不是，我是怕你们对付不了高总的人！还不如就装死，生活在2008年，就当……就当无事发生过，啊？” ／ 赵了：“除了时空管理局，没有人能带未来科技到这里。小荀，拿我的身份证，给他们高总打个电话挑衅一下，把下一个人引过来！” ／ 荀未来：“大半夜的，扰民。”　【18-6　外/内　和艺北街电话亭拆除现场·酒店套房与长林八中食堂 — 日】：出场角色：荀未来、赵了、赵左右、徐图图；空间调度与动作详情：2008年4月14日清晨六点刚过，荀未来驾车赶到和艺北街与飞霞路交口的公用电话亭旁，却隔着车窗呆呆地停住了——只见几名头戴安全帽的市政施工人员已经拉起警戒线，正将那座公用电话亭连根拆走！荀未来握着方向盘，拨通了赵了的电话。 酒店套房内，握着手机的六十六岁赵了瞬间将昨晚所有的线索串联成线，恍然大悟！ 车内的荀未来焦急地追问：“如果这一切都是小雪策划好的，你还有什么办法向2058年求救吗？”赵了沉思片刻，给出了唯一的破局路径。 上午，旭日东升的酒店套房窗前，赶回来的荀未来与赵了相对而坐。赵了看着桌上的钱包叹了口气。 荀未来爽快地一拍大腿，主动提出退掉豪华酒店套房，搬去五零二室和赵了挤一块儿省钱！；场内关键对白：荀未来：“老赵，电话亭……被拆了。” ／ 赵了：“果然我猜得没错！这件事情的来龙去脉，我大概盘明白了。小雪早就想把我关在2008年，可是她没想到，昨天晚上我们去约见了余博士，触发了最高警报，才出了昨天一整晚的闹剧！” ／ 赵了：“既然小雪能够在2058年那边动手脚，那除了利用余博士的紧急召回机制，我也没想好别的办法。昨晚小雪应该是盗用了高总的权限，取消了系统对我的召回。但是，她不能一直盗用啊！只要找机会让我和余博士再见面一次，最好是白天，兴许会成功！” ／ 赵了：“形势严峻啊。保险柜里的钱，不会再有补充了，但是我们还不知道多久才能找到余博士。” ／ 荀未来：“我中午就把房退了吧，搬到你那儿住去。”</w:t>
-      </w:r>
-    </w:p>
-    <w:p>
-      <w:pPr>
-        <w:spacing w:before="40" w:after="80" w:line="384" w:lineRule="auto"/>
-        <w:ind w:firstLine="400"/>
-        <w:jc w:val="left"/>
-      </w:pPr>
-      <w:r>
-        <w:rPr>
-          <w:rFonts w:ascii="Times New Roman" w:hAnsi="Times New Roman" w:eastAsia="宋体"/>
-          <w:b w:val="0"/>
-          <w:color w:val="141414"/>
-          <w:sz w:val="20"/>
-        </w:rPr>
-        <w:t>◆ EP22《背对背，肩并肩》：【22-3　内/外　路虎车内·岁月路与24小时自助银行外·雪地废墟与502室客厅 — 日】：出场角色：赵了、赵左右、荀未来、被抢妇女（闪回）、赵左右（闪回）、徐家宝；空间调度与动作详情：路虎越野车内，副驾驶上的六十六岁赵了恍然大悟地回过头，向十六岁的赵左右道出了他们此前在第十集发现额头旧疤突然消失时的误会。 赵左右惊讶地瞪大眼睛。 荀未来握着方向盘，思绪瞬间回到了原本时空里2008年的今天—— 【闪回画面】2008年冬日的岁月路街头，一名戴着黑色毛线面罩的劫匪突然冲出，暴力抢夺了一名身穿浅粉色羽绒服、戴眼镜的中年妇女斜挎的紫色布包！妇女摔倒在地，绝望地哭喊着： 【闪回画面】刚下电车的十六岁赵左右（穿棕黄色羽绒服）见状，毫不犹豫地拔腿狂奔追赶劫匪，一边跑一边回头冲妇女大喊：；场内关键对白：赵了：“上次我俩发现疤痕不见了，以为是你小子心肠变坏了，后来没去做那件见义勇为的事情。原来是因为今天跟我们一起去卖车，才没有遇见岁月路上的那个劫匪。” ／ 赵左右：“劫匪？” ／ 荀未来：“那天下了电车之后，我就直接奔向了罗爱文家里的制造厂，结果我在路上看到——” ／ 被抢妇女（闪回）：“学费！我儿子的学费！” ／ 赵左右（闪回）：“阿姨你快报警！”</w:t>
-      </w:r>
-    </w:p>
-    <w:p>
-      <w:pPr>
-        <w:spacing w:before="40" w:after="80" w:line="384" w:lineRule="auto"/>
-        <w:ind w:firstLine="400"/>
-        <w:jc w:val="left"/>
-      </w:pPr>
-      <w:r>
-        <w:rPr>
-          <w:rFonts w:ascii="Times New Roman" w:hAnsi="Times New Roman" w:eastAsia="宋体"/>
-          <w:b w:val="0"/>
-          <w:color w:val="141414"/>
-          <w:sz w:val="20"/>
-        </w:rPr>
-        <w:t>◆ EP23《不可战胜的敌人》：【23-6　外/内　2008林海雪原电话亭·老居民楼道与501室·高二（2）班教室与微机室·杂志社火灾废墟与雪夜串串香餐车 — 日/夜】：出场角色：赵左右、房东张叔、刘美奕、赵东来、王一漫、罗爱文、徐图图、走廊学生、赵左右（内心独白）；空间调度与动作详情：公元2008年，阳光穿透白雪皑皑的林海雪原，画面中央浮现出冰冷的特效数字：【`时空修正 82%`】。十六岁的赵左右推开蓝色公用电话亭的门走了出来，踩在厚厚的积雪上环顾四周明朗的街景，疑惑地喃喃自语： 然而当赵左右走回自家老居民楼水泥楼梯间时，迎面正巧看见母亲刘美奕正与五零二室真正的房东张叔站在门口寒暄。张叔乐呵呵地说北京生意不好做，准备把这套老房子收回来自己住。赵左右走上前打了声招呼（“张叔”），随口指着五零二室屋里说道： 此言一出，张叔与母亲刘美奕同时露出莫名其妙的神色！张叔皱着眉摇了摇头。 一旁的母亲刘美奕更是满脸困惑地转头看向儿子。 赵左右如遭雷击，瞪大眼睛难以置信地提醒母亲昨晚的五口之家团圆饭！；场内关键对白：赵左右：“修正了什么啊……好像什么也没变啊。” ／ 赵左右：“张叔，赵爷爷这些家具你可以留着呀，都是新的。” ／ 房东张叔：“赵爷爷？……呵，你说的是租我房子的人吧？这屋子我都是全权委托给中介的，这租给了谁我是真不知道。但这屋子让他装得乱七八糟的，太难看了。” ／ 刘美奕：“哎，左右。你怎么知道咱对门爷爷姓赵呀？我印象中好像都没怎么见过他，应该是不爱出门。” ／ 赵左右：“开什么玩笑啊，怎么没见过了？昨天晚上我们还一起吃饭呢！”</w:t>
-      </w:r>
-    </w:p>
-    <w:p>
-      <w:pPr>
-        <w:spacing w:before="40" w:after="80" w:line="384" w:lineRule="auto"/>
-        <w:ind w:firstLine="400"/>
-        <w:jc w:val="left"/>
-      </w:pPr>
-      <w:r>
-        <w:rPr>
-          <w:rFonts w:ascii="Times New Roman" w:hAnsi="Times New Roman" w:eastAsia="宋体"/>
-          <w:b w:val="0"/>
-          <w:color w:val="141414"/>
-          <w:sz w:val="20"/>
-        </w:rPr>
-        <w:t>◆ EP24《独自面对》（大结局）：【24-11　外　飞霞路小区雪夜街道（大三寒假） — 夜】：出场角色：被抢大妈、围观录像男、赵左右、徐图图；空间调度与动作详情：寒假雪夜，红蓝闪烁的警灯刺破了飞霞路老旧小区的夜色。刚修补完雪人、穿着浅驼色牛角扣连帽大衣拎着一袋零食来找徐图图的青年赵左右刚走到街口，只见前方围满了街坊邻居——两名警察正将徐图图的赌鬼父亲徐家宝押上一辆警车！一名被抢的大妈指着徐家宝大声控诉： 身穿驼色羊羔毛外套、系着格子围巾的徐图图站在雪地里，脸色煞白、无助地朝警车喊了一声：“爸！”徐家宝愧疚地回头看了女儿一眼，被警察押进车内呼啸而去。 就在这时，路灯下的一名年轻围观男子正举着一部银色翻盖手机，幸灾乐祸地对着孤立无援的徐图图录制视频，嘴里还大声嘲弄着！ 这一刻，脑海里已经没有任何“未来剧本”束缚的赵左右，凭着二十岁青年最本能的爱意与血性，毫不犹豫地一个箭步冲上前，一把按住那男子的手腕，冷冷吐出两个字： 围观录像男嚣张地推了赵左右一把：“你谁啊？我干嘛关你屁事儿啊？滚蛋！”赵左右眼神凌厉如刀，怒喝一声“删了！”直接飞身扑上去抢夺手机！两人在雪地里剧烈扭打翻滚起来，吓得徐图图在旁哭喊呼救：“别打了！有没有人啊？别打了！”；场内关键对白：被抢大妈：“就他就他，就他给我钱包抢走了！你看看，这不没了吗？就他抢的！” ／ 围观录像男：“看啊，这是工管学院那个拿奖学金的，她爸居然是个抢劫犯我天哪！哎呀，你们看这牛逼不啊？” ／ 赵左右：“删了。” ／ 赵左右：“好了，不哭了。没事儿，一会儿陪我去缝两针就好了。大不了留个疤嘛，是不是？” ／ 赵左右：“我这不是想着……这视频要是发出去，给你缝两针又没什么用。这不是稳赚不赔的买卖吗？”</w:t>
-      </w:r>
-    </w:p>
-    <w:p>
-      <w:pPr>
-        <w:spacing w:before="240" w:after="100" w:line="384" w:lineRule="auto"/>
-        <w:jc w:val="left"/>
-      </w:pPr>
-      <w:r>
-        <w:rPr>
-          <w:rFonts w:ascii="Arial" w:hAnsi="Arial" w:eastAsia="黑体"/>
-          <w:b/>
-          <w:color w:val="142850"/>
-          <w:sz w:val="26"/>
-        </w:rPr>
-        <w:t>第六章　本场景全剧关联场次完整剧情动作与台词交锋补遗实录</w:t>
-      </w:r>
-    </w:p>
-    <w:p>
-      <w:pPr>
-        <w:spacing w:before="40" w:after="100" w:line="384" w:lineRule="auto"/>
-        <w:ind w:firstLine="420"/>
-        <w:jc w:val="left"/>
-      </w:pPr>
-      <w:r>
-        <w:rPr>
-          <w:rFonts w:ascii="Times New Roman" w:hAnsi="Times New Roman" w:eastAsia="宋体"/>
-          <w:b w:val="0"/>
-          <w:color w:val="141414"/>
-          <w:sz w:val="21"/>
-        </w:rPr>
-        <w:t>以下完整收录该核心空间在《三人行》全24集文学剧本中承载的所有关键戏剧场次、人物走位调度与核心台词交锋（共检索锁定 22 个关联场次）：</w:t>
-      </w:r>
-    </w:p>
-    <w:tbl>
-      <w:tblPr>
-        <w:tblStyle w:val="TableGrid"/>
-        <w:tblW w:type="auto" w:w="0"/>
-        <w:jc w:val="center"/>
-        <w:tblLayout w:type="fixed"/>
-        <w:tblLook w:firstColumn="1" w:firstRow="1" w:lastColumn="0" w:lastRow="0" w:noHBand="0" w:noVBand="1" w:val="04A0"/>
-      </w:tblPr>
-      <w:tblGrid>
-        <w:gridCol w:w="5184"/>
-        <w:gridCol w:w="5184"/>
-      </w:tblGrid>
-      <w:tr>
-        <w:trPr>
-          <w:tblHeader/>
-          <w:cantSplit/>
-        </w:trPr>
-        <w:tc>
-          <w:tcPr>
-            <w:tcW w:type="dxa" w:w="3096"/>
-            <w:vAlign w:val="center"/>
-            <w:tcMar>
-              <w:top w:w="130" w:type="dxa"/>
-              <w:bottom w:w="130" w:type="dxa"/>
-              <w:left w:w="150" w:type="dxa"/>
-              <w:right w:w="150" w:type="dxa"/>
-            </w:tcMar>
-            <w:shd w:fill="1F3864"/>
-          </w:tcPr>
-          <w:p>
-            <w:pPr>
-              <w:spacing w:before="40" w:after="40" w:line="312" w:lineRule="auto"/>
-              <w:jc w:val="center"/>
-            </w:pPr>
-            <w:r/>
-            <w:r>
-              <w:rPr>
-                <w:rFonts w:ascii="Arial" w:hAnsi="Arial" w:eastAsia="黑体"/>
-                <w:b/>
-                <w:color w:val="FFFFFF"/>
-                <w:sz w:val="19"/>
-              </w:rPr>
-              <w:t>集数与场次景头</w:t>
-            </w:r>
-          </w:p>
-        </w:tc>
-        <w:tc>
-          <w:tcPr>
-            <w:tcW w:type="dxa" w:w="7272"/>
-            <w:vAlign w:val="center"/>
-            <w:tcMar>
-              <w:top w:w="130" w:type="dxa"/>
-              <w:bottom w:w="130" w:type="dxa"/>
-              <w:left w:w="150" w:type="dxa"/>
-              <w:right w:w="150" w:type="dxa"/>
-            </w:tcMar>
-            <w:shd w:fill="1F3864"/>
-          </w:tcPr>
-          <w:p>
-            <w:pPr>
-              <w:spacing w:before="40" w:after="40" w:line="312" w:lineRule="auto"/>
-              <w:jc w:val="center"/>
-            </w:pPr>
-            <w:r/>
-            <w:r>
-              <w:rPr>
-                <w:rFonts w:ascii="Arial" w:hAnsi="Arial" w:eastAsia="黑体"/>
-                <w:b/>
-                <w:color w:val="FFFFFF"/>
-                <w:sz w:val="19"/>
-              </w:rPr>
-              <w:t>本场景出场人物、空间动作调度与核心台词交锋实录</w:t>
-            </w:r>
-          </w:p>
-        </w:tc>
-      </w:tr>
-      <w:tr>
-        <w:trPr>
-          <w:cantSplit/>
-        </w:trPr>
-        <w:tc>
-          <w:tcPr>
-            <w:tcW w:type="dxa" w:w="3096"/>
-            <w:vAlign w:val="center"/>
-            <w:tcMar>
-              <w:top w:w="105" w:type="dxa"/>
-              <w:bottom w:w="105" w:type="dxa"/>
-              <w:left w:w="145" w:type="dxa"/>
-              <w:right w:w="145" w:type="dxa"/>
-            </w:tcMar>
-          </w:tcPr>
-          <w:p>
-            <w:pPr>
-              <w:spacing w:before="40" w:after="40" w:line="341" w:lineRule="auto"/>
-              <w:jc w:val="left"/>
-            </w:pPr>
-            <w:r/>
-            <w:r>
-              <w:rPr>
-                <w:rFonts w:ascii="Times New Roman" w:hAnsi="Times New Roman" w:eastAsia="宋体"/>
-                <w:b/>
-                <w:color w:val="191919"/>
-                <w:sz w:val="19"/>
-              </w:rPr>
-              <w:t>EP02</w:t>
-              <w:br/>
-              <w:t>2-31　外/内　和艺北街IC卡公用电话亭与人生无限有限公司（2058） — 夜</w:t>
-            </w:r>
-          </w:p>
-        </w:tc>
-        <w:tc>
-          <w:tcPr>
-            <w:tcW w:type="dxa" w:w="7272"/>
-            <w:vAlign w:val="center"/>
-            <w:tcMar>
-              <w:top w:w="105" w:type="dxa"/>
-              <w:bottom w:w="105" w:type="dxa"/>
-              <w:left w:w="145" w:type="dxa"/>
-              <w:right w:w="145" w:type="dxa"/>
-            </w:tcMar>
-          </w:tcPr>
-          <w:p>
-            <w:pPr>
-              <w:spacing w:before="40" w:after="40" w:line="341" w:lineRule="auto"/>
-              <w:jc w:val="left"/>
-            </w:pPr>
-            <w:r/>
-            <w:r>
-              <w:rPr>
-                <w:rFonts w:ascii="Times New Roman" w:hAnsi="Times New Roman" w:eastAsia="宋体"/>
-                <w:b w:val="0"/>
-                <w:color w:val="191919"/>
-                <w:sz w:val="19"/>
-              </w:rPr>
-              <w:t>【出场人物】客服小雪、赵了</w:t>
-              <w:br/>
-              <w:t>【空间动作与场面调度】深夜空旷寂静的“和艺北街”，街角路灯在雪地上投下昏黄的光晕。16岁的赵左右在被窝里用手机发了一条说说：“【说说】今天发生了很多事，不过，祝我生日快乐吧！”与此同时，深夜空旷寂静的“和艺北街（HE YI BEI JIE）”上，身穿黑色皮夹克、内搭白衬衫与黑领带、头戴深色做旧棒球帽的66岁赵了独自走过斑马线，推门走进路牌下的IC卡公用电话亭。 赵了从怀中取出一张黑金配色的卡片——正面印着莫比乌斯环标志与“人生无限有限公司 LIVE ONCE AGAIN｜领航时空旅行服务的新时代”；他将卡片翻转过来，背面正是他的身份证：“姓名：赵了｜性别：男｜民族：汉｜出生：1942年1月21日｜住址：吉春省长林市亭午区正阳街2008附2058号｜公民身份号码：251328194201213910”。 赵了将这张带有芯片的身份证稳稳插入公用电话机“仅限于IC卡”的插槽内，摘下听筒贴在耳边，手指在金属按键上依次拨号。 画面中央浮现巨大的白色年份字卡：“2058”。 在2058年“人生无限有限公司（LIVE ON……</w:t>
-              <w:br/>
-              <w:t>【本场核心台词交锋】客服小雪：“尊敬的贵宾您好，这里是二零五八年的人生无限有限公司，我是您的专属客服小雪。感谢您准时进行时空定位确认，本电话亭将作为您与未来时空通信往返的唯一地址，非常重要。这边再次确认一下您的姓名。” ／ 赵了：“我是赵左右。”</w:t>
-            </w:r>
-          </w:p>
-        </w:tc>
-      </w:tr>
-      <w:tr>
-        <w:trPr>
-          <w:cantSplit/>
-        </w:trPr>
-        <w:tc>
-          <w:tcPr>
-            <w:tcW w:type="dxa" w:w="3096"/>
-            <w:vAlign w:val="center"/>
-            <w:tcMar>
-              <w:top w:w="105" w:type="dxa"/>
-              <w:bottom w:w="105" w:type="dxa"/>
-              <w:left w:w="145" w:type="dxa"/>
-              <w:right w:w="145" w:type="dxa"/>
-            </w:tcMar>
-            <w:shd w:fill="F7FAFC"/>
-          </w:tcPr>
-          <w:p>
-            <w:pPr>
-              <w:spacing w:before="40" w:after="40" w:line="341" w:lineRule="auto"/>
-              <w:jc w:val="left"/>
-            </w:pPr>
-            <w:r/>
-            <w:r>
-              <w:rPr>
-                <w:rFonts w:ascii="Times New Roman" w:hAnsi="Times New Roman" w:eastAsia="宋体"/>
-                <w:b/>
-                <w:color w:val="191919"/>
-                <w:sz w:val="19"/>
-              </w:rPr>
-              <w:t>EP03</w:t>
-              <w:br/>
-              <w:t>3-13　外/内　和艺北街×飞霞路IC卡公用电话亭 — 夜</w:t>
-            </w:r>
-          </w:p>
-        </w:tc>
-        <w:tc>
-          <w:tcPr>
-            <w:tcW w:type="dxa" w:w="7272"/>
-            <w:vAlign w:val="center"/>
-            <w:tcMar>
-              <w:top w:w="105" w:type="dxa"/>
-              <w:bottom w:w="105" w:type="dxa"/>
-              <w:left w:w="145" w:type="dxa"/>
-              <w:right w:w="145" w:type="dxa"/>
-            </w:tcMar>
-            <w:shd w:fill="F7FAFC"/>
-          </w:tcPr>
-          <w:p>
-            <w:pPr>
-              <w:spacing w:before="40" w:after="40" w:line="341" w:lineRule="auto"/>
-              <w:jc w:val="left"/>
-            </w:pPr>
-            <w:r/>
-            <w:r>
-              <w:rPr>
-                <w:rFonts w:ascii="Times New Roman" w:hAnsi="Times New Roman" w:eastAsia="宋体"/>
-                <w:b w:val="0"/>
-                <w:color w:val="191919"/>
-                <w:sz w:val="19"/>
-              </w:rPr>
-              <w:t>【出场人物】环境空镜/意象叙事</w:t>
-              <w:br/>
-              <w:t>【空间动作与场面调度】寒夜凛冽，街角蓝底白字路牌清晰标示着“和艺北街 ／ 飞霞路”。身穿酒红色连帽防寒冲锋衣、头戴黑色鸭舌帽的66岁赵了踩着积雪走近路口的IC卡公用电话亭，目光骤然凝滞——电话亭玻璃门上赫然新贴着一张白纸公文。 那张白纸上方印着醒目的黑体标题《拆除通知》，正文写着：“现对飞霞路沿线的老旧电话亭进行清理整治……拆除时间：2008年04月25日前自行拆除。……城市管理热线：12345，飞霞路街道办事处：0267-6126100。飞霞路街道办事处 2008年01月25日（加盖红色公章）”。 赵了脸色一沉，立刻推门走进电话亭，插入芯片身份证拿起听筒拨通跨时空专线。 切至：</w:t>
-              <w:br/>
-              <w:t>【本场核心台词交锋】（纯视觉动作与环境声效调度）</w:t>
-            </w:r>
-          </w:p>
-        </w:tc>
-      </w:tr>
-      <w:tr>
-        <w:trPr>
-          <w:cantSplit/>
-        </w:trPr>
-        <w:tc>
-          <w:tcPr>
-            <w:tcW w:type="dxa" w:w="3096"/>
-            <w:vAlign w:val="center"/>
-            <w:tcMar>
-              <w:top w:w="105" w:type="dxa"/>
-              <w:bottom w:w="105" w:type="dxa"/>
-              <w:left w:w="145" w:type="dxa"/>
-              <w:right w:w="145" w:type="dxa"/>
-            </w:tcMar>
-          </w:tcPr>
-          <w:p>
-            <w:pPr>
-              <w:spacing w:before="40" w:after="40" w:line="341" w:lineRule="auto"/>
-              <w:jc w:val="left"/>
-            </w:pPr>
-            <w:r/>
-            <w:r>
-              <w:rPr>
-                <w:rFonts w:ascii="Times New Roman" w:hAnsi="Times New Roman" w:eastAsia="宋体"/>
-                <w:b/>
-                <w:color w:val="191919"/>
-                <w:sz w:val="19"/>
-              </w:rPr>
-              <w:t>EP03</w:t>
-              <w:br/>
-              <w:t>3-14　内/外　人生无限有限公司·客服中心（2058）与和艺北街电话亭（2008） — 夜</w:t>
-            </w:r>
-          </w:p>
-        </w:tc>
-        <w:tc>
-          <w:tcPr>
-            <w:tcW w:type="dxa" w:w="7272"/>
-            <w:vAlign w:val="center"/>
-            <w:tcMar>
-              <w:top w:w="105" w:type="dxa"/>
-              <w:bottom w:w="105" w:type="dxa"/>
-              <w:left w:w="145" w:type="dxa"/>
-              <w:right w:w="145" w:type="dxa"/>
-            </w:tcMar>
-          </w:tcPr>
-          <w:p>
-            <w:pPr>
-              <w:spacing w:before="40" w:after="40" w:line="341" w:lineRule="auto"/>
-              <w:jc w:val="left"/>
-            </w:pPr>
-            <w:r/>
-            <w:r>
-              <w:rPr>
-                <w:rFonts w:ascii="Times New Roman" w:hAnsi="Times New Roman" w:eastAsia="宋体"/>
-                <w:b w:val="0"/>
-                <w:color w:val="191919"/>
-                <w:sz w:val="19"/>
-              </w:rPr>
-              <w:t>【出场人物】2058女客服、赵了</w:t>
-              <w:br/>
-              <w:t>【空间动作与场面调度】2058年“∞ 人生无限有限公司 LIVE ONCE AGAIN”全息客服大厅内灯火通明。一名留着黑色齐肩长发、身穿浅灰色修身西装制服的女客服以背影坐在弧形操作台前接听来电。 电话亭里的66岁赵了不等她说完便沉声打断。 2058女客服神色微动，看着对方继续说道。 听筒那头沉默了一瞬，赵了眉头紧锁，直接按下按键准备越级投诉。 2058女客服神色微动，看着对方继续说道。 赵了冷冷挂断电话，拔出芯片身份证走出电话亭，身影很快没入漫漫雪夜之中。 切至：</w:t>
-              <w:br/>
-              <w:t>【本场核心台词交锋】2058女客服：“赵左右先生，您好。感谢您准时进行今天的行程登记。请问您今天——” ／ 赵了：“你不是说，这个电话亭是我联络和往返未来的唯一通道吗？” ／ 2058女客服：“是的，请问您遇到什么问题了吗？” ／ 赵了：“既然是唯一通道，那么这个电话亭，为什么三个月以后就要拆除？我当时花钱买的可不止三个月呀！你们怎么做的工作？” ／ 2058女客服：“实在不好意思，这是我们的失误。”</w:t>
-            </w:r>
-          </w:p>
-        </w:tc>
-      </w:tr>
-      <w:tr>
-        <w:trPr>
-          <w:cantSplit/>
-        </w:trPr>
-        <w:tc>
-          <w:tcPr>
-            <w:tcW w:type="dxa" w:w="3096"/>
-            <w:vAlign w:val="center"/>
-            <w:tcMar>
-              <w:top w:w="105" w:type="dxa"/>
-              <w:bottom w:w="105" w:type="dxa"/>
-              <w:left w:w="145" w:type="dxa"/>
-              <w:right w:w="145" w:type="dxa"/>
-            </w:tcMar>
-            <w:shd w:fill="F7FAFC"/>
-          </w:tcPr>
-          <w:p>
-            <w:pPr>
-              <w:spacing w:before="40" w:after="40" w:line="341" w:lineRule="auto"/>
-              <w:jc w:val="left"/>
-            </w:pPr>
-            <w:r/>
-            <w:r>
-              <w:rPr>
-                <w:rFonts w:ascii="Times New Roman" w:hAnsi="Times New Roman" w:eastAsia="宋体"/>
-                <w:b/>
-                <w:color w:val="191919"/>
-                <w:sz w:val="19"/>
-              </w:rPr>
-              <w:t>EP04</w:t>
-              <w:br/>
-              <w:t>4-8　外/内　和艺北街×飞霞路IC卡公用电话亭 — 夜</w:t>
-            </w:r>
-          </w:p>
-        </w:tc>
-        <w:tc>
-          <w:tcPr>
-            <w:tcW w:type="dxa" w:w="7272"/>
-            <w:vAlign w:val="center"/>
-            <w:tcMar>
-              <w:top w:w="105" w:type="dxa"/>
-              <w:bottom w:w="105" w:type="dxa"/>
-              <w:left w:w="145" w:type="dxa"/>
-              <w:right w:w="145" w:type="dxa"/>
-            </w:tcMar>
-            <w:shd w:fill="F7FAFC"/>
-          </w:tcPr>
-          <w:p>
-            <w:pPr>
-              <w:spacing w:before="40" w:after="40" w:line="341" w:lineRule="auto"/>
-              <w:jc w:val="left"/>
-            </w:pPr>
-            <w:r/>
-            <w:r>
-              <w:rPr>
-                <w:rFonts w:ascii="Times New Roman" w:hAnsi="Times New Roman" w:eastAsia="宋体"/>
-                <w:b w:val="0"/>
-                <w:color w:val="191919"/>
-                <w:sz w:val="19"/>
-              </w:rPr>
-              <w:t>【出场人物】赵左右、系统提示女声</w:t>
-              <w:br/>
-              <w:t>【空间动作与场面调度】深夜的和艺北街与飞霞路交叉口空无一人，幽蓝的夜色与街灯昏黄的光晕在风雪中交织。 无家可归的赵左右缩着肩膀，一瘸一拐地走到路牌下的蓝白IC卡公用电话亭前，拉开玻璃门钻进狭小的电话亭内避寒。 电话亭绿色的金属内壁挡住了外面的呼啸风雪。赵左右靠着冰冷的铁壁，低头看着自己红肿破裂、凝着血痂的十指，冻得上下牙关打战。他哆嗦着从羽绒服兜里掏出银色诺基亚直板手机，先后拨打死党陈明和荀未来的电话。 电话听筒里一次次传来冰冷机械的系统提示女声：“您好，您拨打的用户已关机，请稍后再拨……” 赵左右无力地垂下胳膊，绝望与委屈如潮水般将他淹没。 就在这时，“嘀嘀”两声清脆的诺基亚短信提示音突然在寂静的电话亭内响起。赵左右愣了一下，举起手机一看——只见亮起的屏幕上弹出一个浅蓝色信封图标，上面显示着66岁赵了发来的短信息：“你在哪儿？” 仿佛溺水之人抓住了一根浮木，赵左右连忙按下通话键回拨过去。等待接通的间隙，他低头瞥见电话亭防滑花纹铁地板上踩着一张彩色的快餐促销传单——《今天吃啥（11款特惠）》，饥寒交迫的肚子顿……</w:t>
-              <w:br/>
-              <w:t>【本场核心台词交锋】赵左右：“喂……陈明？……荀哥？” ／ 系统提示女声：“您好，您拨打的用户已关机，请稍后再拨……”</w:t>
-            </w:r>
-          </w:p>
-        </w:tc>
-      </w:tr>
-      <w:tr>
-        <w:trPr>
-          <w:cantSplit/>
-        </w:trPr>
-        <w:tc>
-          <w:tcPr>
-            <w:tcW w:type="dxa" w:w="3096"/>
-            <w:vAlign w:val="center"/>
-            <w:tcMar>
-              <w:top w:w="105" w:type="dxa"/>
-              <w:bottom w:w="105" w:type="dxa"/>
-              <w:left w:w="145" w:type="dxa"/>
-              <w:right w:w="145" w:type="dxa"/>
-            </w:tcMar>
-          </w:tcPr>
-          <w:p>
-            <w:pPr>
-              <w:spacing w:before="40" w:after="40" w:line="341" w:lineRule="auto"/>
-              <w:jc w:val="left"/>
-            </w:pPr>
-            <w:r/>
-            <w:r>
-              <w:rPr>
-                <w:rFonts w:ascii="Times New Roman" w:hAnsi="Times New Roman" w:eastAsia="宋体"/>
-                <w:b/>
-                <w:color w:val="191919"/>
-                <w:sz w:val="19"/>
-              </w:rPr>
-              <w:t>EP04</w:t>
-              <w:br/>
-              <w:t>4-9　内/外　三条鱼漫画屋里间、风雪街头与飞霞路电话亭（多线交叉剪辑） — 夜</w:t>
-            </w:r>
-          </w:p>
-        </w:tc>
-        <w:tc>
-          <w:tcPr>
-            <w:tcW w:type="dxa" w:w="7272"/>
-            <w:vAlign w:val="center"/>
-            <w:tcMar>
-              <w:top w:w="105" w:type="dxa"/>
-              <w:bottom w:w="105" w:type="dxa"/>
-              <w:left w:w="145" w:type="dxa"/>
-              <w:right w:w="145" w:type="dxa"/>
-            </w:tcMar>
-          </w:tcPr>
-          <w:p>
-            <w:pPr>
-              <w:spacing w:before="40" w:after="40" w:line="341" w:lineRule="auto"/>
-              <w:jc w:val="left"/>
-            </w:pPr>
-            <w:r/>
-            <w:r>
-              <w:rPr>
-                <w:rFonts w:ascii="Times New Roman" w:hAnsi="Times New Roman" w:eastAsia="宋体"/>
-                <w:b w:val="0"/>
-                <w:color w:val="191919"/>
-                <w:sz w:val="19"/>
-              </w:rPr>
-              <w:t>【出场人物】荀未来、罗爱文</w:t>
-              <w:br/>
-              <w:t>【空间动作与场面调度】【三条鱼漫画屋·里间】蓝格布帘半掩的里间内，身穿米白色半拉链连帽卫衣的41岁荀未来盘腿坐在单人木板床上，正神色焦急地举着手机给罗爱文打电话；床边的小书桌台灯下，约莫十岁、身穿棕灰几何提花毛衣的漫画屋算账小孩正气定神闲地趴在桌前写寒假作业。 【风雪街头】身穿纯白色立领羽绒服的16岁罗爱文正站在漫天飞雪的马路边，一边举着手机接听一边焦急地四下张望。 【三条鱼漫画屋门口至街头】荀未来挂断电话，脑海中猛然闪过自己16岁那年因父亲撕书离家出走后引发的一连串连锁苦果，脸色骤变。 荀未来一骨碌从床上跳下，抓起衣架上的卡其色高领厚羽绒服套在身上，一把拉开三条鱼漫画屋的木门冲进漫天风雪的街道，沿着长林市的大街小巷大声呼喊着“赵左右——”。 【飞霞路电话亭】与此同时，和艺北街×飞霞路的公用电话亭内，已经与赵了通完电话的16岁赵左右揣好手机，隔着蒙着白雾与雪花的电话亭玻璃窗，静静仰起头望向夜空中纷扬飘落的雪花，安心等待着“赵爷爷”的到来。 切至：</w:t>
-              <w:br/>
-              <w:t>【本场核心台词交锋】荀未来：“喂，罗爱文！赵左右找你了吗？他跟他爸吵架跑出来了！” ／ 罗爱文：“没来我家啊！我也在街上找呢，这大冷天的他能去哪儿啊？” ／ 荀未来：“如果真的是离家出走……当年我会去哪儿？！”</w:t>
-            </w:r>
-          </w:p>
-        </w:tc>
-      </w:tr>
-      <w:tr>
-        <w:trPr>
-          <w:cantSplit/>
-        </w:trPr>
-        <w:tc>
-          <w:tcPr>
-            <w:tcW w:type="dxa" w:w="3096"/>
-            <w:vAlign w:val="center"/>
-            <w:tcMar>
-              <w:top w:w="105" w:type="dxa"/>
-              <w:bottom w:w="105" w:type="dxa"/>
-              <w:left w:w="145" w:type="dxa"/>
-              <w:right w:w="145" w:type="dxa"/>
-            </w:tcMar>
-            <w:shd w:fill="F7FAFC"/>
-          </w:tcPr>
-          <w:p>
-            <w:pPr>
-              <w:spacing w:before="40" w:after="40" w:line="341" w:lineRule="auto"/>
-              <w:jc w:val="left"/>
-            </w:pPr>
-            <w:r/>
-            <w:r>
-              <w:rPr>
-                <w:rFonts w:ascii="Times New Roman" w:hAnsi="Times New Roman" w:eastAsia="宋体"/>
-                <w:b/>
-                <w:color w:val="191919"/>
-                <w:sz w:val="19"/>
-              </w:rPr>
-              <w:t>EP05</w:t>
-              <w:br/>
-              <w:t>5-8　外/内　飞霞路·公用电话亭 — 夜</w:t>
-            </w:r>
-          </w:p>
-        </w:tc>
-        <w:tc>
-          <w:tcPr>
-            <w:tcW w:type="dxa" w:w="7272"/>
-            <w:vAlign w:val="center"/>
-            <w:tcMar>
-              <w:top w:w="105" w:type="dxa"/>
-              <w:bottom w:w="105" w:type="dxa"/>
-              <w:left w:w="145" w:type="dxa"/>
-              <w:right w:w="145" w:type="dxa"/>
-            </w:tcMar>
-            <w:shd w:fill="F7FAFC"/>
-          </w:tcPr>
-          <w:p>
-            <w:pPr>
-              <w:spacing w:before="40" w:after="40" w:line="341" w:lineRule="auto"/>
-              <w:jc w:val="left"/>
-            </w:pPr>
-            <w:r/>
-            <w:r>
-              <w:rPr>
-                <w:rFonts w:ascii="Times New Roman" w:hAnsi="Times New Roman" w:eastAsia="宋体"/>
-                <w:b w:val="0"/>
-                <w:color w:val="191919"/>
-                <w:sz w:val="19"/>
-              </w:rPr>
-              <w:t>【出场人物】徐图图、王一漫</w:t>
-              <w:br/>
-              <w:t>【空间动作与场面调度】飞霞路与知西北街交口，徐图图走进绿色的中国网通公用电话亭，将IC卡插入“仅限于IC卡”插槽，对照手机屏幕上的号码按键拨打赵左右的电话，握着听筒小声给自己鼓劲。 电话听筒里传来冰冷的系统提示音：您好，您拨打的用户已关机。徐图图握着听筒，眉头紧锁。 就在这时，电话亭磨砂玻璃外的雪地上，一道黑影缓缓逼近。徐图图吓得脸色发白，误以为遇到了尾随歹徒，惊慌失措地按下紧急报警键对着听筒急呼。 徐图图挂断听筒，双手死死握拳深呼吸，摆出防身架势紧盯着电话亭门。 电话亭外，身穿灰色双排扣呢大衣的十六岁王一漫正蹲在雪地里，温柔地伸手抚摸着一只流浪橘猫。 王一漫刚站起身走过电话亭门前，徐图图猛地推门飞起一脚踹出，正好将毫无防备的王一漫踹翻在雪地里！橘猫受惊跑远，王一漫捂着擦伤的鼻梁痛苦地跌坐在雪地上。 切至：</w:t>
-              <w:br/>
-              <w:t>【本场核心台词交锋】徐图图：“没事没事，他只要接通就好了，听到他的声音我就挂掉。” ／ 徐图图：“连手机也关机了，不会真出事了吧？” ／ 徐图图：“飞霞路电话亭，请快些来！” ／ 徐图图：“没事的徐图图，练了这么久，就为了这一刻！” ／ 王一漫：“小猫乖啊。”</w:t>
-            </w:r>
-          </w:p>
-        </w:tc>
-      </w:tr>
-      <w:tr>
-        <w:trPr>
-          <w:cantSplit/>
-        </w:trPr>
-        <w:tc>
-          <w:tcPr>
-            <w:tcW w:type="dxa" w:w="3096"/>
-            <w:vAlign w:val="center"/>
-            <w:tcMar>
-              <w:top w:w="105" w:type="dxa"/>
-              <w:bottom w:w="105" w:type="dxa"/>
-              <w:left w:w="145" w:type="dxa"/>
-              <w:right w:w="145" w:type="dxa"/>
-            </w:tcMar>
-          </w:tcPr>
-          <w:p>
-            <w:pPr>
-              <w:spacing w:before="40" w:after="40" w:line="341" w:lineRule="auto"/>
-              <w:jc w:val="left"/>
-            </w:pPr>
-            <w:r/>
-            <w:r>
-              <w:rPr>
-                <w:rFonts w:ascii="Times New Roman" w:hAnsi="Times New Roman" w:eastAsia="宋体"/>
-                <w:b/>
-                <w:color w:val="191919"/>
-                <w:sz w:val="19"/>
-              </w:rPr>
-              <w:t>EP05</w:t>
-              <w:br/>
-              <w:t>5-10　外/内　飞霞路·公用电话亭 — 夜</w:t>
-            </w:r>
-          </w:p>
-        </w:tc>
-        <w:tc>
-          <w:tcPr>
-            <w:tcW w:type="dxa" w:w="7272"/>
-            <w:vAlign w:val="center"/>
-            <w:tcMar>
-              <w:top w:w="105" w:type="dxa"/>
-              <w:bottom w:w="105" w:type="dxa"/>
-              <w:left w:w="145" w:type="dxa"/>
-              <w:right w:w="145" w:type="dxa"/>
-            </w:tcMar>
-          </w:tcPr>
-          <w:p>
-            <w:pPr>
-              <w:spacing w:before="40" w:after="40" w:line="341" w:lineRule="auto"/>
-              <w:jc w:val="left"/>
-            </w:pPr>
-            <w:r/>
-            <w:r>
-              <w:rPr>
-                <w:rFonts w:ascii="Times New Roman" w:hAnsi="Times New Roman" w:eastAsia="宋体"/>
-                <w:b w:val="0"/>
-                <w:color w:val="191919"/>
-                <w:sz w:val="19"/>
-              </w:rPr>
-              <w:t>【出场人物】赵了、荀未来、巡警</w:t>
-              <w:br/>
-              <w:t>【空间动作与场面调度】飞霞路公用电话亭内，六十六岁的赵了正握着听筒向二零五八年的公司客服逐笔报账。身穿砖红色连帽派克大衣的荀未来躲在街边水泥电线杆后，托着腮皱眉探头偷听。 电线杆后的荀未来听到“买房产、租房子”，神色愈发警惕，眼中闪过一丝得意，掏出黑色翻盖手机迅速在屏幕上按下 110 三个数字凑到耳边。 荀未来还没来得及按拨出键，身后一只戴手套的大手突然重重拍在他的肩膀上，吓得荀未来浑身猛一哆嗦——一名身穿冬季深色警服、头戴雷锋帽、胸前佩戴警号 220103 的巡警正目光严厉地盯着他。 荀未来一边指着电话亭告发，一边慌忙拉开羽绒服内侧拉链，掏出自己的二代身份证递给巡警。 巡警上前拉开电话亭的门。亭内的赵了早已察觉外面的动静，立刻对着听筒大声演戏，随后挂断电话转过身，脸上瞬间切换出一副慈祥无辜的孤寡老人笑容。 赵了叹了口气，双手摊开，一脸无奈地指了指公用电话机解释。 赵了闻言非但不慌，反而像孩子一样欢喜地拍起手来，朗声大笑。 赵了热情地领着巡警刚走出两步，巡警忽然停下脚步折返回来，眼神严厉地指着还站在原地的荀未……</w:t>
-              <w:br/>
-              <w:t>【本场核心台词交锋】赵了：“三千九百八买了一件保暖内衣，发票呢我留着了。十块钱吃了一碗炒面。对了，你们帮我多换一点现金过来。” ／ 荀未来：“自己有手机不用，非得要用公共电话，果然是在做什么违法的买卖。” ／ 赵了：“行行行，你们有规定，行，那我不买房产行了吧，那高价租个房子总该可以了吧？” ／ 荀未来：“好你个赵了，老了老了这么没底线。不行，我今天啊我得大义灭亲了。” ／ 巡警：“哎，鬼鬼祟祟地干什么呢？”</w:t>
-            </w:r>
-          </w:p>
-        </w:tc>
-      </w:tr>
-      <w:tr>
-        <w:trPr>
-          <w:cantSplit/>
-        </w:trPr>
-        <w:tc>
-          <w:tcPr>
-            <w:tcW w:type="dxa" w:w="3096"/>
-            <w:vAlign w:val="center"/>
-            <w:tcMar>
-              <w:top w:w="105" w:type="dxa"/>
-              <w:bottom w:w="105" w:type="dxa"/>
-              <w:left w:w="145" w:type="dxa"/>
-              <w:right w:w="145" w:type="dxa"/>
-            </w:tcMar>
-            <w:shd w:fill="F7FAFC"/>
-          </w:tcPr>
-          <w:p>
-            <w:pPr>
-              <w:spacing w:before="40" w:after="40" w:line="341" w:lineRule="auto"/>
-              <w:jc w:val="left"/>
-            </w:pPr>
-            <w:r/>
-            <w:r>
-              <w:rPr>
-                <w:rFonts w:ascii="Times New Roman" w:hAnsi="Times New Roman" w:eastAsia="宋体"/>
-                <w:b/>
-                <w:color w:val="191919"/>
-                <w:sz w:val="19"/>
-              </w:rPr>
-              <w:t>EP06</w:t>
-              <w:br/>
-              <w:t>6-4　外/内　飞霞路·公用电话亭与人生无限有限公司工位（2058） — 日</w:t>
-            </w:r>
-          </w:p>
-        </w:tc>
-        <w:tc>
-          <w:tcPr>
-            <w:tcW w:type="dxa" w:w="7272"/>
-            <w:vAlign w:val="center"/>
-            <w:tcMar>
-              <w:top w:w="105" w:type="dxa"/>
-              <w:bottom w:w="105" w:type="dxa"/>
-              <w:left w:w="145" w:type="dxa"/>
-              <w:right w:w="145" w:type="dxa"/>
-            </w:tcMar>
-            <w:shd w:fill="F7FAFC"/>
-          </w:tcPr>
-          <w:p>
-            <w:pPr>
-              <w:spacing w:before="40" w:after="40" w:line="341" w:lineRule="auto"/>
-              <w:jc w:val="left"/>
-            </w:pPr>
-            <w:r/>
-            <w:r>
-              <w:rPr>
-                <w:rFonts w:ascii="Times New Roman" w:hAnsi="Times New Roman" w:eastAsia="宋体"/>
-                <w:b w:val="0"/>
-                <w:color w:val="191919"/>
-                <w:sz w:val="19"/>
-              </w:rPr>
-              <w:t>【出场人物】客服58003、赵了、荀未来</w:t>
-              <w:br/>
-              <w:t>【空间动作与场面调度】飞霞路与和艺北街交口，头戴黑色鸭舌帽、身穿深蓝色厚羽绒服的六十六岁赵了顶着寒风步入公用电话亭，左手捂着嘴剧烈咳嗽，随后取出电话卡插入卡槽，神情疲惫而焦躁地按键拨号。 二零五八年人生无限有限公司（LIVE ONCE AGAIN）办公区内，工号 58003 的长发女客服背对镜头端坐在电脑屏幕前，声音与王一漫如出一辙。 赵了一手紧握听筒、一手扶着电话机台面，难受地吸了吸鼻子，情绪激动地抱怨。 赵了气愤地抬起右手想去按挂断键，大声威胁。 客服急忙出声喊停，电脑屏幕上弹出“黑金会员 赵左右｜时空波动监测中”的红色折线波形图。赵了悬在按键上的手指瞬间停滞收回，眼神由焦躁转为凝重与警惕。 【闪回·2008长林八中乐器室及家属楼】赵了在远处默默注视着十六岁的赵左右抱猫走出楼门、在乐器室与徐图图并肩排练。 切回电话亭与客服工位，赵了神色严峻地握着听筒。 赵了轻轻点了点头，按下挂断簧片。 赵了推门走出电话亭。身穿白色长款翻领大衣的荀未来早已双手抱胸拦在电话亭前，目光锐利地盯着赵了。 荀未来上前一步拦住欲走的……</w:t>
-              <w:br/>
-              <w:t>【本场核心台词交锋】客服58003：“您好，赵左右先生。昨晚您没有来电登记花销，必须给您记入违规次数了。” ／ 赵了：“我发着烧，还得来这破电话亭给你们打电话，还有没有点人性啊？规矩是人定的嘛！” ／ 客服58003：“实在抱歉。我们也是为保护时空进程考虑，还是要提醒您一下，您兑换的货币只能进行个人消费。” ／ 赵了：“我已经放弃了捐助学校和投资电影，房产我也不买了。现在连舒舒服服旅行也不行吗？不行，我跟你们高总反映一下。” ／ 客服58003：“等……等等！赵先生，其实系统之前就监测到了，您之前有干涉时空进程的波动，按规定我们得把您带回来，但我偷偷帮您消掉了。”</w:t>
-            </w:r>
-          </w:p>
-        </w:tc>
-      </w:tr>
-      <w:tr>
-        <w:trPr>
-          <w:cantSplit/>
-        </w:trPr>
-        <w:tc>
-          <w:tcPr>
-            <w:tcW w:type="dxa" w:w="3096"/>
-            <w:vAlign w:val="center"/>
-            <w:tcMar>
-              <w:top w:w="105" w:type="dxa"/>
-              <w:bottom w:w="105" w:type="dxa"/>
-              <w:left w:w="145" w:type="dxa"/>
-              <w:right w:w="145" w:type="dxa"/>
-            </w:tcMar>
-          </w:tcPr>
-          <w:p>
-            <w:pPr>
-              <w:spacing w:before="40" w:after="40" w:line="341" w:lineRule="auto"/>
-              <w:jc w:val="left"/>
-            </w:pPr>
-            <w:r/>
-            <w:r>
-              <w:rPr>
-                <w:rFonts w:ascii="Times New Roman" w:hAnsi="Times New Roman" w:eastAsia="宋体"/>
-                <w:b/>
-                <w:color w:val="191919"/>
-                <w:sz w:val="19"/>
-              </w:rPr>
-              <w:t>EP08</w:t>
-              <w:br/>
-              <w:t>8-1　外/内　和艺北街×飞霞路公用电话亭与徐图图家卧室 — 深夜</w:t>
-            </w:r>
-          </w:p>
-        </w:tc>
-        <w:tc>
-          <w:tcPr>
-            <w:tcW w:type="dxa" w:w="7272"/>
-            <w:vAlign w:val="center"/>
-            <w:tcMar>
-              <w:top w:w="105" w:type="dxa"/>
-              <w:bottom w:w="105" w:type="dxa"/>
-              <w:left w:w="145" w:type="dxa"/>
-              <w:right w:w="145" w:type="dxa"/>
-            </w:tcMar>
-          </w:tcPr>
-          <w:p>
-            <w:pPr>
-              <w:spacing w:before="40" w:after="40" w:line="341" w:lineRule="auto"/>
-              <w:jc w:val="left"/>
-            </w:pPr>
-            <w:r/>
-            <w:r>
-              <w:rPr>
-                <w:rFonts w:ascii="Times New Roman" w:hAnsi="Times New Roman" w:eastAsia="宋体"/>
-                <w:b w:val="0"/>
-                <w:color w:val="191919"/>
-                <w:sz w:val="19"/>
-              </w:rPr>
-              <w:t>【出场人物】舒图、徐图图</w:t>
-              <w:br/>
-              <w:t>【空间动作与场面调度】二零零八年大年初一深夜，风雪呼啸的和艺北街与飞霞路交口，绿色的中国网通公用电话亭孤零零立在雪地里。电话机黑色听筒内传出四十一岁成年舒图警觉而冷冽的询问声。 公用电话亭内，头戴黑色鸭舌帽、身穿红色连帽羽绒服的六十六岁赵了双手死死握着黑色听筒，浑浊的双眼噙满滚烫的泪水，嘴角剧烈颤抖，欲言又止却发不出半点声音。 与此同时，五栋六零二室徐图图家的卧室内，身穿白色印花长袖睡衣配红白格子睡裤的四十一岁舒图坐在床头，手里将白红配色的索爱滑盖手机紧贴在耳边，眉头紧锁，对着沉默的听筒再次冷声追问。 电话亭内，一滴眼泪顺着赵了布满皱纹的眼角滑落。他那只戴着银色婚戒的左手大拇指，下意识地轻轻摩挲着无名指上的戒圈；良久，赵了深吸一口气，颤抖着抬手将黑色听筒轻轻挂回簧片上。 卧室内，舒图把手机从耳边拿开看了一眼暗下去的屏幕，神色微怔；靠坐在床头被窝里、身穿同款白色印花睡衣并戴着圆框眼镜的十六岁徐图图好奇地仰起脸看向她。 徐图图眨了眨眼睛，探身追问了一句。 舒图低头查看着手机屏幕上的来电显示号码，若有所思地点了点头……</w:t>
-              <w:br/>
-              <w:t>【本场核心台词交锋】舒图：“喂，谁呀？” ／ 舒图：“喂？说话！” ／ 舒图：“挂了。” ／ 徐图图：“挂了？” ／ 舒图：“嗯。这个号码是公共电话吧。”</w:t>
-            </w:r>
-          </w:p>
-        </w:tc>
-      </w:tr>
-      <w:tr>
-        <w:trPr>
-          <w:cantSplit/>
-        </w:trPr>
-        <w:tc>
-          <w:tcPr>
-            <w:tcW w:type="dxa" w:w="3096"/>
-            <w:vAlign w:val="center"/>
-            <w:tcMar>
-              <w:top w:w="105" w:type="dxa"/>
-              <w:bottom w:w="105" w:type="dxa"/>
-              <w:left w:w="145" w:type="dxa"/>
-              <w:right w:w="145" w:type="dxa"/>
-            </w:tcMar>
-            <w:shd w:fill="F7FAFC"/>
-          </w:tcPr>
-          <w:p>
-            <w:pPr>
-              <w:spacing w:before="40" w:after="40" w:line="341" w:lineRule="auto"/>
-              <w:jc w:val="left"/>
-            </w:pPr>
-            <w:r/>
-            <w:r>
-              <w:rPr>
-                <w:rFonts w:ascii="Times New Roman" w:hAnsi="Times New Roman" w:eastAsia="宋体"/>
-                <w:b/>
-                <w:color w:val="191919"/>
-                <w:sz w:val="19"/>
-              </w:rPr>
-              <w:t>EP08</w:t>
-              <w:br/>
-              <w:t>8-6　外/内　积雪街道·公用电话亭与漫画屋店堂（交叉剪辑） — 日</w:t>
-            </w:r>
-          </w:p>
-        </w:tc>
-        <w:tc>
-          <w:tcPr>
-            <w:tcW w:type="dxa" w:w="7272"/>
-            <w:vAlign w:val="center"/>
-            <w:tcMar>
-              <w:top w:w="105" w:type="dxa"/>
-              <w:bottom w:w="105" w:type="dxa"/>
-              <w:left w:w="145" w:type="dxa"/>
-              <w:right w:w="145" w:type="dxa"/>
-            </w:tcMar>
-            <w:shd w:fill="F7FAFC"/>
-          </w:tcPr>
-          <w:p>
-            <w:pPr>
-              <w:spacing w:before="40" w:after="40" w:line="341" w:lineRule="auto"/>
-              <w:jc w:val="left"/>
-            </w:pPr>
-            <w:r/>
-            <w:r>
-              <w:rPr>
-                <w:rFonts w:ascii="Times New Roman" w:hAnsi="Times New Roman" w:eastAsia="宋体"/>
-                <w:b w:val="0"/>
-                <w:color w:val="191919"/>
-                <w:sz w:val="19"/>
-              </w:rPr>
-              <w:t>【出场人物】徐图图、陈明、舒图、荀未来</w:t>
-              <w:br/>
-              <w:t>【空间动作与场面调度】白雪覆盖的街道人行道上，身穿黑色长款呢大衣的舒图紧紧抱着那个淡绿色礼盒一路飞奔；身穿米白色牛角扣大衣的徐图图气喘吁吁地在后面全力追赶，一边跑一边四处张望呼喊。 街角处，舒图闪身躲进一座百叶窗式的绿色公用电话亭内，反手关上亭门，透过玻璃与百叶缝隙警惕地向外张望，确认把十六岁的自己甩掉后才松了一口气。 舒图从黑色大衣口袋里掏出一张折叠褶皱的白纸展开——上面印着“招聘店员（HIRE）｜有意者请联系：春秋路三条鱼漫画屋｜联系人：荀先生｜联系电话：0267-6146831”。 【闪回·除夕深夜漫画屋门外】大雪纷飞的寒夜里，刚来到二零零八年的舒图孤身坐在紧闭的漫画屋卷帘门前，身旁放着那把黄色笑脸透明雨伞，起身时伸手撕下了贴在门边木板上的这张招聘启事。 回到白天的公用电话亭内，舒图摘下公用电话听筒，对照手里的招聘启事逐键按下号码。 与此同时，春秋路三条鱼漫画屋内，座机电话铃声响起。身穿黑白灰几何提花毛衣内搭黑高领衫的十六岁陈明手里拿着一本《灌篮高手》漫画书走到吧台前，叹了口气坐下，单手拿起白色听筒接听……</w:t>
-              <w:br/>
-              <w:t>【本场核心台词交锋】徐图图：“我帽子！” ／ 陈明：“喂？” ／ 舒图：“是春秋路那家漫画屋吗？” ／ 陈明：“是，你有什么事吗？” ／ 舒图：“你叫荀哥听电话。”</w:t>
-            </w:r>
-          </w:p>
-        </w:tc>
-      </w:tr>
-      <w:tr>
-        <w:trPr>
-          <w:cantSplit/>
-        </w:trPr>
-        <w:tc>
-          <w:tcPr>
-            <w:tcW w:type="dxa" w:w="3096"/>
-            <w:vAlign w:val="center"/>
-            <w:tcMar>
-              <w:top w:w="105" w:type="dxa"/>
-              <w:bottom w:w="105" w:type="dxa"/>
-              <w:left w:w="145" w:type="dxa"/>
-              <w:right w:w="145" w:type="dxa"/>
-            </w:tcMar>
-          </w:tcPr>
-          <w:p>
-            <w:pPr>
-              <w:spacing w:before="40" w:after="40" w:line="341" w:lineRule="auto"/>
-              <w:jc w:val="left"/>
-            </w:pPr>
-            <w:r/>
-            <w:r>
-              <w:rPr>
-                <w:rFonts w:ascii="Times New Roman" w:hAnsi="Times New Roman" w:eastAsia="宋体"/>
-                <w:b/>
-                <w:color w:val="191919"/>
-                <w:sz w:val="19"/>
-              </w:rPr>
-              <w:t>EP14</w:t>
-              <w:br/>
-              <w:t>14-3　内/外　502室赵了家·2058年人生无限有限公司与风雪电话亭 — 夜</w:t>
-            </w:r>
-          </w:p>
-        </w:tc>
-        <w:tc>
-          <w:tcPr>
-            <w:tcW w:type="dxa" w:w="7272"/>
-            <w:vAlign w:val="center"/>
-            <w:tcMar>
-              <w:top w:w="105" w:type="dxa"/>
-              <w:bottom w:w="105" w:type="dxa"/>
-              <w:left w:w="145" w:type="dxa"/>
-              <w:right w:w="145" w:type="dxa"/>
-            </w:tcMar>
-          </w:tcPr>
-          <w:p>
-            <w:pPr>
-              <w:spacing w:before="40" w:after="40" w:line="341" w:lineRule="auto"/>
-              <w:jc w:val="left"/>
-            </w:pPr>
-            <w:r/>
-            <w:r>
-              <w:rPr>
-                <w:rFonts w:ascii="Times New Roman" w:hAnsi="Times New Roman" w:eastAsia="宋体"/>
-                <w:b w:val="0"/>
-                <w:color w:val="191919"/>
-                <w:sz w:val="19"/>
-              </w:rPr>
-              <w:t>【出场人物】赵了、赵左右、小雪</w:t>
-              <w:br/>
-              <w:t>【空间动作与场面调度】夜晚的老居民楼五楼水泥楼梯间内，画面中央浮现本集片名：第 14 集 继承。 系着浅色格纹围巾、背着双肩包的十六岁赵左右一步步走上五楼台阶，正准备掏钥匙开五零一室的家门，对门五零二室的防盗门忽然打开，身穿灰色连帽卫衣的六十六岁赵了探出头来，笑眯眯地向他招手。 赵左右停下脚步，转过身礼貌地看向五零二室门口的老人。 赵了慈祥地笑了笑，指了指屋里发出邀请。 赵左右爽快地一口答应，迈步走向五零二室。 赵了侧身让少年进屋，顺手关上了防盗门。 第一次踏进五零二室客厅的十六岁赵左右环顾四周——只见屋里不仅布置得复古雅致，角落里竟然还摆着一台大屏幕街机游戏机和老式显像管电视！赵左右惊喜地张开双臂惊呼，一把甩下书包扑到街机前，双手飞快地拍打着摇杆和按键玩了起来。 赵了笑吟吟地站在街机旁看着少年过瘾，随后走到餐桌前，指了指桌上的黑色包装盒与一台崭新的银灰色索尼手持摄像机（SONY Handycam），将赵左右叫到桌边。 赵左右恋恋不舍地离开游戏机走到餐桌旁，好奇地拿起那台精致的便携式摄像机端详。 六十六岁的赵……</w:t>
-              <w:br/>
-              <w:t>【本场核心台词交锋】赵了：“小赵啊，你过来一下。” ／ 赵左右：“怎么了赵爷爷？” ／ 赵了：“我买了新玩具，那说明书太复杂了，我看不懂，你过来帮我研究研究呗。” ／ 赵左右：“没问题。啥玩具啊？” ／ 赵了：“进来你就知道了。”</w:t>
-            </w:r>
-          </w:p>
-        </w:tc>
-      </w:tr>
-      <w:tr>
-        <w:trPr>
-          <w:cantSplit/>
-        </w:trPr>
-        <w:tc>
-          <w:tcPr>
-            <w:tcW w:type="dxa" w:w="3096"/>
-            <w:vAlign w:val="center"/>
-            <w:tcMar>
-              <w:top w:w="105" w:type="dxa"/>
-              <w:bottom w:w="105" w:type="dxa"/>
-              <w:left w:w="145" w:type="dxa"/>
-              <w:right w:w="145" w:type="dxa"/>
-            </w:tcMar>
-            <w:shd w:fill="F7FAFC"/>
-          </w:tcPr>
-          <w:p>
-            <w:pPr>
-              <w:spacing w:before="40" w:after="40" w:line="341" w:lineRule="auto"/>
-              <w:jc w:val="left"/>
-            </w:pPr>
-            <w:r/>
-            <w:r>
-              <w:rPr>
-                <w:rFonts w:ascii="Times New Roman" w:hAnsi="Times New Roman" w:eastAsia="宋体"/>
-                <w:b/>
-                <w:color w:val="191919"/>
-                <w:sz w:val="19"/>
-              </w:rPr>
-              <w:t>EP17</w:t>
-              <w:br/>
-              <w:t>17-4　内/外　2058年人生无限有限公司·雪原古堡外·风雪电话亭与502室客厅 — 夜/日</w:t>
-            </w:r>
-          </w:p>
-        </w:tc>
-        <w:tc>
-          <w:tcPr>
-            <w:tcW w:type="dxa" w:w="7272"/>
-            <w:vAlign w:val="center"/>
-            <w:tcMar>
-              <w:top w:w="105" w:type="dxa"/>
-              <w:bottom w:w="105" w:type="dxa"/>
-              <w:left w:w="145" w:type="dxa"/>
-              <w:right w:w="145" w:type="dxa"/>
-            </w:tcMar>
-            <w:shd w:fill="F7FAFC"/>
-          </w:tcPr>
-          <w:p>
-            <w:pPr>
-              <w:spacing w:before="40" w:after="40" w:line="341" w:lineRule="auto"/>
-              <w:jc w:val="left"/>
-            </w:pPr>
-            <w:r/>
-            <w:r>
-              <w:rPr>
-                <w:rFonts w:ascii="Times New Roman" w:hAnsi="Times New Roman" w:eastAsia="宋体"/>
-                <w:b w:val="0"/>
-                <w:color w:val="191919"/>
-                <w:sz w:val="19"/>
-              </w:rPr>
-              <w:t>【出场人物】林开颜、荀未来、赵了</w:t>
-              <w:br/>
-              <w:t>【空间动作与场面调度】几乎在同一秒，公元2058年“人生（无限）有限公司”监控大厅内，刺目的猩红色警报灯疯狂旋转闪烁！全息大屏上弹出鲜红的【最高警报：正在召回｜已归档：黑金会员 赵左右】字样，机械女声响彻大厅：“最高警报，紧急召回程序启动！十、九、八、七……” 正在工位旁的实习生林开颜（小雪）吓得魂不附体，飞奔扑回电脑前，在倒计时数到“一”的千钧一发之际，一把抓起桌上的沉重胶带座，死死压卡在轨迹球鼠标的取消键上，强行物理中断了紧急召回程序！ 红光熄灭，大厅恢复白光。惊魂未定的小雪刚喘了一口气，桌面通讯器突然响起【来电人：母后】的提示音。小雪连忙平复呼吸接通电话，电话那头传来母亲温柔的关怀与劝她回老家小单位坐班的唠叨。 挂断母亲的电话后，小雪死死盯着屏幕上本已被她强制归档却又触发最高警报的“赵左右”档案，眼神由恐慌渐渐转为偏执与决绝！ 只见小雪在终端上输入自己的工号【58004 林开颜（实习生）】，毅然点击了【正在开启员工通道】，迈步走进了通往2008年的时空穿梭电梯！ 与此同时，2008年林海雪原的古堡别墅外……</w:t>
-              <w:br/>
-              <w:t>【本场核心台词交锋】林开颜：“不是吧？！最高警报连归档之后都能触发？！” ／ 林开颜：“喂，妈，回了回了，你知道我不加班的嘛，我到点就走了。转正的事快了，说还有一个月就转正了，今天领导还夸我了！……妈，我锅烧糊了，先不说了啊，挂了！” ／ 林开颜：“我明明一直都这么努力，我明明是这里最能干的人！联络点定位错不就是一时疏忽吗？难道能否定我的一切吗？不行，我绝对不能在阴沟里翻船，谁也不能阻止我转正！” ／ 荀未来：“快，踩油门！我不能让她看见我！” ／ 荀未来：“刚才余博士好像听到你耳机里的声音了，不知道紧急召回程序会不会启动？”</w:t>
-            </w:r>
-          </w:p>
-        </w:tc>
-      </w:tr>
-      <w:tr>
-        <w:trPr>
-          <w:cantSplit/>
-        </w:trPr>
-        <w:tc>
-          <w:tcPr>
-            <w:tcW w:type="dxa" w:w="3096"/>
-            <w:vAlign w:val="center"/>
-            <w:tcMar>
-              <w:top w:w="105" w:type="dxa"/>
-              <w:bottom w:w="105" w:type="dxa"/>
-              <w:left w:w="145" w:type="dxa"/>
-              <w:right w:w="145" w:type="dxa"/>
-            </w:tcMar>
-          </w:tcPr>
-          <w:p>
-            <w:pPr>
-              <w:spacing w:before="40" w:after="40" w:line="341" w:lineRule="auto"/>
-              <w:jc w:val="left"/>
-            </w:pPr>
-            <w:r/>
-            <w:r>
-              <w:rPr>
-                <w:rFonts w:ascii="Times New Roman" w:hAnsi="Times New Roman" w:eastAsia="宋体"/>
-                <w:b/>
-                <w:color w:val="191919"/>
-                <w:sz w:val="19"/>
-              </w:rPr>
-              <w:t>EP17</w:t>
-              <w:br/>
-              <w:t>17-8　内/外　酒店套房客厅与飞霞路风雪公用电话亭 — 夜</w:t>
-            </w:r>
-          </w:p>
-        </w:tc>
-        <w:tc>
-          <w:tcPr>
-            <w:tcW w:type="dxa" w:w="7272"/>
-            <w:vAlign w:val="center"/>
-            <w:tcMar>
-              <w:top w:w="105" w:type="dxa"/>
-              <w:bottom w:w="105" w:type="dxa"/>
-              <w:left w:w="145" w:type="dxa"/>
-              <w:right w:w="145" w:type="dxa"/>
-            </w:tcMar>
-          </w:tcPr>
-          <w:p>
-            <w:pPr>
-              <w:spacing w:before="40" w:after="40" w:line="341" w:lineRule="auto"/>
-              <w:jc w:val="left"/>
-            </w:pPr>
-            <w:r/>
-            <w:r>
-              <w:rPr>
-                <w:rFonts w:ascii="Times New Roman" w:hAnsi="Times New Roman" w:eastAsia="宋体"/>
-                <w:b w:val="0"/>
-                <w:color w:val="191919"/>
-                <w:sz w:val="19"/>
-              </w:rPr>
-              <w:t>【出场人物】赵了、荀未来、林开颜</w:t>
-              <w:br/>
-              <w:t>【空间动作与场面调度】同一时刻，酒店套房内（白板上写着“沉浸式梦境”并贴满时间线照片），六十六岁的赵了与四十一岁的荀未来从走廊走回客厅。荀未来脱下黑色大衣，疲惫地瘫坐进沙发里。赵了站在客厅中央，如释重负地微笑感叹。 荀未来从沙发上撑起身子，毫不犹豫地摇了摇头。 赵了无奈地低头失笑，眼神深邃地向四十一岁的自己送上了一句忠告。 赵了整理了一下大衣衣领，转身走向玄关准备去电话亭例行汇报。 荀未来坐在沙发上目送六十六岁的自己推门离去。 深夜，飞霞路32号旁那座即将于明早六点被拆除的公用电话亭（内部标牌印着“本机号码：8757186”）内，六十六岁的赵了推门走进电话亭，熟练地插入IC卡拨通了2058年专线。然而听筒里只有忙音，赵了愣了一下，自言自语地挂断电话取回IC卡。 就在赵了推开电话亭玻璃门准备走出来的刹那——一直埋伏在风雪暗处的2058年实习生林开颜（小雪）突然冲了上来！只见戴着黑框眼镜的小雪手里死死攥着一支装满黄色鲜榨菠萝汁的一次性注射器，猛地扎向赵了的胸口将菠萝汁推了进去！ 赵了奋力一掌将小雪推倒在门外的雪地……</w:t>
-              <w:br/>
-              <w:t>【本场核心台词交锋】赵了：“这一切，总算结束了，咱们也可以安心地回去了。我那边的往返通道，也应该快修好了，你再陪我几天吧。” ／ 荀未来：“多陪你几天？我可不想再做你的傀儡了。反正咱妈演戏的事已经搞定，我想赶紧回2033年，赚钱去！” ／ 赵了：“赚钱赚钱，希望你钱赚够了，不会成为第二个赵了。” ／ 赵了：“行啊，你想走你就走吧。我要回电话亭汇报消费了，迟了到时候又被记违规了。走了。” ／ 赵了：“下班了？……哦，今天是星期天。”</w:t>
-            </w:r>
-          </w:p>
-        </w:tc>
-      </w:tr>
-      <w:tr>
-        <w:trPr>
-          <w:cantSplit/>
-        </w:trPr>
-        <w:tc>
-          <w:tcPr>
-            <w:tcW w:type="dxa" w:w="3096"/>
-            <w:vAlign w:val="center"/>
-            <w:tcMar>
-              <w:top w:w="105" w:type="dxa"/>
-              <w:bottom w:w="105" w:type="dxa"/>
-              <w:left w:w="145" w:type="dxa"/>
-              <w:right w:w="145" w:type="dxa"/>
-            </w:tcMar>
-            <w:shd w:fill="F7FAFC"/>
-          </w:tcPr>
-          <w:p>
-            <w:pPr>
-              <w:spacing w:before="40" w:after="40" w:line="341" w:lineRule="auto"/>
-              <w:jc w:val="left"/>
-            </w:pPr>
-            <w:r/>
-            <w:r>
-              <w:rPr>
-                <w:rFonts w:ascii="Times New Roman" w:hAnsi="Times New Roman" w:eastAsia="宋体"/>
-                <w:b/>
-                <w:color w:val="191919"/>
-                <w:sz w:val="19"/>
-              </w:rPr>
-              <w:t>EP18</w:t>
-              <w:br/>
-              <w:t>18-1　内/外　酒店套房·飞霞路风雪电话亭与市医院急诊病房 — 夜</w:t>
-            </w:r>
-          </w:p>
-        </w:tc>
-        <w:tc>
-          <w:tcPr>
-            <w:tcW w:type="dxa" w:w="7272"/>
-            <w:vAlign w:val="center"/>
-            <w:tcMar>
-              <w:top w:w="105" w:type="dxa"/>
-              <w:bottom w:w="105" w:type="dxa"/>
-              <w:left w:w="145" w:type="dxa"/>
-              <w:right w:w="145" w:type="dxa"/>
-            </w:tcMar>
-            <w:shd w:fill="F7FAFC"/>
-          </w:tcPr>
-          <w:p>
-            <w:pPr>
-              <w:spacing w:before="40" w:after="40" w:line="341" w:lineRule="auto"/>
-              <w:jc w:val="left"/>
-            </w:pPr>
-            <w:r/>
-            <w:r>
-              <w:rPr>
-                <w:rFonts w:ascii="Times New Roman" w:hAnsi="Times New Roman" w:eastAsia="宋体"/>
-                <w:b w:val="0"/>
-                <w:color w:val="191919"/>
-                <w:sz w:val="19"/>
-              </w:rPr>
-              <w:t>【出场人物】赵了、荀未来、急诊医生</w:t>
-              <w:br/>
-              <w:t>【空间动作与场面调度】夜晚，酒店套房内（闪回衔接上集片尾），六十六岁的赵了看着急于回2033年赚钱的四十一岁荀未来，语重心长地叹了口气。 赵了转身推门走出套房。坐在沙发上的荀未来朝他的背影挥了挥手，眼神忽然一动，心生好奇。 荀未来迅速从沙发上站起身，抓起黑色大衣紧跟着追了出去！ 几分钟后，飞霞路积雪的街头，荀未来乘坐一辆“吉A·308T7”出租车赶到公用电话亭附近下车。只见前方的电话亭内，刚刚被扎了一针的六十六岁赵了正痛苦地捂着胸口瘫软在地；而戴着黑框眼镜的2058年实习生林开颜（小雪）正站在电话亭外浑身发抖地低头念叨着“对不起……”。荀未来见状大惊失色，箭步冲上前一把揪住小雪的衣领！ 两人撕扯间，荀未来见电话亭里的赵了已经呼吸微弱地昏厥过去，顾不上继续追打小雪，连忙折回电话亭抢救赵了。他在电话亭外的雪地里捡起小雪掉落的那支一次性注射器，凑到鼻尖前闻了闻，脸色骤变！ 荀未来把赵了送进医院急诊抢救后，更顺藤摸瓜将惊慌失措的小雪一并抓获绑回了酒店套房！ 市医院四楼急危重症区“医患沟通室 408”门外的走廊里，四十……</w:t>
-              <w:br/>
-              <w:t>【本场核心台词交锋】赵了：“赚钱，赚钱。希望你钱赚够了，不会成为第二个赵了。行啊，你想走你就走吧。我要回电话亭汇报消费了，迟了，到时候又被记违规了。走了。” ／ 荀未来：“汇报消费？这老头一直也没跟我说过，保险柜里到底有多少钱。我倒要看看，他平时是个什么消费水平！” ／ 荀未来：“老赵！——你干嘛？流氓啊！” ／ 荀未来：“菠萝汁？！” ／ 急诊医生：“还好你送来及时，已经没事了。”</w:t>
-            </w:r>
-          </w:p>
-        </w:tc>
-      </w:tr>
-      <w:tr>
-        <w:trPr>
-          <w:cantSplit/>
-        </w:trPr>
-        <w:tc>
-          <w:tcPr>
-            <w:tcW w:type="dxa" w:w="3096"/>
-            <w:vAlign w:val="center"/>
-            <w:tcMar>
-              <w:top w:w="105" w:type="dxa"/>
-              <w:bottom w:w="105" w:type="dxa"/>
-              <w:left w:w="145" w:type="dxa"/>
-              <w:right w:w="145" w:type="dxa"/>
-            </w:tcMar>
-          </w:tcPr>
-          <w:p>
-            <w:pPr>
-              <w:spacing w:before="40" w:after="40" w:line="341" w:lineRule="auto"/>
-              <w:jc w:val="left"/>
-            </w:pPr>
-            <w:r/>
-            <w:r>
-              <w:rPr>
-                <w:rFonts w:ascii="Times New Roman" w:hAnsi="Times New Roman" w:eastAsia="宋体"/>
-                <w:b/>
-                <w:color w:val="191919"/>
-                <w:sz w:val="19"/>
-              </w:rPr>
-              <w:t>EP18</w:t>
-              <w:br/>
-              <w:t>18-6　外/内　和艺北街电话亭拆除现场·酒店套房与长林八中食堂 — 日</w:t>
-            </w:r>
-          </w:p>
-        </w:tc>
-        <w:tc>
-          <w:tcPr>
-            <w:tcW w:type="dxa" w:w="7272"/>
-            <w:vAlign w:val="center"/>
-            <w:tcMar>
-              <w:top w:w="105" w:type="dxa"/>
-              <w:bottom w:w="105" w:type="dxa"/>
-              <w:left w:w="145" w:type="dxa"/>
-              <w:right w:w="145" w:type="dxa"/>
-            </w:tcMar>
-          </w:tcPr>
-          <w:p>
-            <w:pPr>
-              <w:spacing w:before="40" w:after="40" w:line="341" w:lineRule="auto"/>
-              <w:jc w:val="left"/>
-            </w:pPr>
-            <w:r/>
-            <w:r>
-              <w:rPr>
-                <w:rFonts w:ascii="Times New Roman" w:hAnsi="Times New Roman" w:eastAsia="宋体"/>
-                <w:b w:val="0"/>
-                <w:color w:val="191919"/>
-                <w:sz w:val="19"/>
-              </w:rPr>
-              <w:t>【出场人物】荀未来、赵了、赵左右、徐图图</w:t>
-              <w:br/>
-              <w:t>【空间动作与场面调度】2008年4月14日清晨六点刚过，荀未来驾车赶到和艺北街与飞霞路交口的公用电话亭旁，却隔着车窗呆呆地停住了——只见几名头戴安全帽的市政施工人员已经拉起警戒线，正将那座公用电话亭连根拆走！荀未来握着方向盘，拨通了赵了的电话。 酒店套房内，握着手机的六十六岁赵了瞬间将昨晚所有的线索串联成线，恍然大悟！ 车内的荀未来焦急地追问：“如果这一切都是小雪策划好的，你还有什么办法向2058年求救吗？”赵了沉思片刻，给出了唯一的破局路径。 上午，旭日东升的酒店套房窗前，赶回来的荀未来与赵了相对而坐。赵了看着桌上的钱包叹了口气。 荀未来爽快地一拍大腿，主动提出退掉豪华酒店套房，搬去五零二室和赵了挤一块儿省钱！ 赵了点了点头，叮嘱他千万别被对门五零一室的小赵看到。荀未来忽然想起第14集赵了提过的“宏观监测系统”，眼睛一亮提议道。 赵了摇了摇头，冷静地否决了这个冒险的念头，展现了对十六岁自己最深沉的保护。 荀未来深以为然地点了点头，由衷地认同了六十六岁自己的决定。 同一时刻，阳光明媚的长林市第八中学食堂内，远……</w:t>
-              <w:br/>
-              <w:t>【本场核心台词交锋】荀未来：“老赵，电话亭……被拆了。” ／ 赵了：“果然我猜得没错！这件事情的来龙去脉，我大概盘明白了。小雪早就想把我关在2008年，可是她没想到，昨天晚上我们去约见了余博士，触发了最高警报，才出了昨天一整晚的闹剧！” ／ 赵了：“既然小雪能够在2058年那边动手脚，那除了利用余博士的紧急召回机制，我也没想好别的办法。昨晚小雪应该是盗用了高总的权限，取消了系统对我的召回。但是，她不能一直盗用啊！只要找机会让我和余博士再见面一次，最好是白天，兴许会成功！” ／ 赵了：“形势严峻啊。保险柜里的钱，不会再有补充了，但是我们还不知道多久才能找到余博士。” ／ 荀未来：“我中午就把房退了吧，搬到你那儿住去。”</w:t>
-            </w:r>
-          </w:p>
-        </w:tc>
-      </w:tr>
-      <w:tr>
-        <w:trPr>
-          <w:cantSplit/>
-        </w:trPr>
-        <w:tc>
-          <w:tcPr>
-            <w:tcW w:type="dxa" w:w="3096"/>
-            <w:vAlign w:val="center"/>
-            <w:tcMar>
-              <w:top w:w="105" w:type="dxa"/>
-              <w:bottom w:w="105" w:type="dxa"/>
-              <w:left w:w="145" w:type="dxa"/>
-              <w:right w:w="145" w:type="dxa"/>
-            </w:tcMar>
-            <w:shd w:fill="F7FAFC"/>
-          </w:tcPr>
-          <w:p>
-            <w:pPr>
-              <w:spacing w:before="40" w:after="40" w:line="341" w:lineRule="auto"/>
-              <w:jc w:val="left"/>
-            </w:pPr>
-            <w:r/>
-            <w:r>
-              <w:rPr>
-                <w:rFonts w:ascii="Times New Roman" w:hAnsi="Times New Roman" w:eastAsia="宋体"/>
-                <w:b/>
-                <w:color w:val="191919"/>
-                <w:sz w:val="19"/>
-              </w:rPr>
-              <w:t>EP21</w:t>
-              <w:br/>
-              <w:t>21-9　内　学校杂物间门前·502室卧室·地下旧物仓库黄色电话亭与2058高尚办公室 — 日</w:t>
-            </w:r>
-          </w:p>
-        </w:tc>
-        <w:tc>
-          <w:tcPr>
-            <w:tcW w:type="dxa" w:w="7272"/>
-            <w:vAlign w:val="center"/>
-            <w:tcMar>
-              <w:top w:w="105" w:type="dxa"/>
-              <w:bottom w:w="105" w:type="dxa"/>
-              <w:left w:w="145" w:type="dxa"/>
-              <w:right w:w="145" w:type="dxa"/>
-            </w:tcMar>
-            <w:shd w:fill="F7FAFC"/>
-          </w:tcPr>
-          <w:p>
-            <w:pPr>
-              <w:spacing w:before="40" w:after="40" w:line="341" w:lineRule="auto"/>
-              <w:jc w:val="left"/>
-            </w:pPr>
-            <w:r/>
-            <w:r>
-              <w:rPr>
-                <w:rFonts w:ascii="Times New Roman" w:hAnsi="Times New Roman" w:eastAsia="宋体"/>
-                <w:b w:val="0"/>
-                <w:color w:val="191919"/>
-                <w:sz w:val="19"/>
-              </w:rPr>
-              <w:t>【出场人物】林开颜、赵左右、荀未来、赵了、高尚、门外神秘男声</w:t>
-              <w:br/>
-              <w:t>【空间动作与场面调度】次日白天，长林八中堆满废旧课桌椅的杂物间铁栅栏门前。身穿白羽绒服内搭酒红格纹连帽卫衣的十六岁赵左右双手插兜靠门而立，按照三代人商定好的剧本，面沉似水地向小雪抛出了“赵爷爷已成植物人”的假消息！小雪惊得倒吸一口凉气。 赵左右冷冷地盯着她的眼睛，把责任一推到底，仔细观察着她的微表情。 小雪脸色煞白，嘴唇剧烈颤抖着追问。 赵左右故意用刺耳的反话试探她是不是巴不得赵爷爷永远闭嘴。 小雪眼圈泛红，难以置信地望着赵左右。 赵左右冷哼一声，转身便往楼下走。 十几分钟后，赵左右领着忐忑不安的小雪走上老居民楼五楼，掏出钥匙打开五零二室大门走进卧室。只见六十六岁的赵了鼻孔插着吸氧管、双目紧闭地“昏迷”在床上；身穿深墨绿色拉链毛衣的四十一岁荀未来守在床边，一见小雪进门便猛地站起身怒目而视！ 看着病榻上毫无生气的老人，小雪没有半点灭口成功的庆幸，反而愧疚得深深低下头。 荀未来冷哼一声，故意下逐客令试探她的底牌。 谁知小雪非但没有顺水推舟离开，反而急切地抬起头，主动提出带赵爷爷回2058年救治，并愿意掏出自己微薄……</w:t>
-              <w:br/>
-              <w:t>【本场核心台词交锋】林开颜：“植物人？！” ／ 赵左右：“不都是你干的好事。引发了赵爷爷的心脏病并发症，后来问题越来越严重了，有一天突然就倒下了。这几个月，荀哥带着赵爷爷四处求医，都失败了。” ／ 林开颜：“那他……再也醒不过来了？” ／ 赵左右：“是啊，如果你是想让他开不了口，那恭喜你啊，你的目的已经达到了。赵爷爷现在的样子，感觉死了反倒是一种解脱。” ／ 林开颜：“你没骗我？”</w:t>
-            </w:r>
-          </w:p>
-        </w:tc>
-      </w:tr>
-      <w:tr>
-        <w:trPr>
-          <w:cantSplit/>
-        </w:trPr>
-        <w:tc>
-          <w:tcPr>
-            <w:tcW w:type="dxa" w:w="3096"/>
-            <w:vAlign w:val="center"/>
-            <w:tcMar>
-              <w:top w:w="105" w:type="dxa"/>
-              <w:bottom w:w="105" w:type="dxa"/>
-              <w:left w:w="145" w:type="dxa"/>
-              <w:right w:w="145" w:type="dxa"/>
-            </w:tcMar>
-          </w:tcPr>
-          <w:p>
-            <w:pPr>
-              <w:spacing w:before="40" w:after="40" w:line="341" w:lineRule="auto"/>
-              <w:jc w:val="left"/>
-            </w:pPr>
-            <w:r/>
-            <w:r>
-              <w:rPr>
-                <w:rFonts w:ascii="Times New Roman" w:hAnsi="Times New Roman" w:eastAsia="宋体"/>
-                <w:b/>
-                <w:color w:val="191919"/>
-                <w:sz w:val="19"/>
-              </w:rPr>
-              <w:t>EP22</w:t>
-              <w:br/>
-              <w:t>22-3　内/外　路虎车内·岁月路与24小时自助银行外·雪地废墟与502室客厅 — 日</w:t>
-            </w:r>
-          </w:p>
-        </w:tc>
-        <w:tc>
-          <w:tcPr>
-            <w:tcW w:type="dxa" w:w="7272"/>
-            <w:vAlign w:val="center"/>
-            <w:tcMar>
-              <w:top w:w="105" w:type="dxa"/>
-              <w:bottom w:w="105" w:type="dxa"/>
-              <w:left w:w="145" w:type="dxa"/>
-              <w:right w:w="145" w:type="dxa"/>
-            </w:tcMar>
-          </w:tcPr>
-          <w:p>
-            <w:pPr>
-              <w:spacing w:before="40" w:after="40" w:line="341" w:lineRule="auto"/>
-              <w:jc w:val="left"/>
-            </w:pPr>
-            <w:r/>
-            <w:r>
-              <w:rPr>
-                <w:rFonts w:ascii="Times New Roman" w:hAnsi="Times New Roman" w:eastAsia="宋体"/>
-                <w:b w:val="0"/>
-                <w:color w:val="191919"/>
-                <w:sz w:val="19"/>
-              </w:rPr>
-              <w:t>【出场人物】赵了、赵左右、荀未来、被抢妇女、徐家宝</w:t>
-              <w:br/>
-              <w:t>【空间动作与场面调度】路虎越野车内，副驾驶上的六十六岁赵了恍然大悟地回过头，向十六岁的赵左右道出了他们此前在第十集发现额头旧疤突然消失时的误会。 赵左右惊讶地瞪大眼睛。 荀未来握着方向盘，思绪瞬间回到了原本时空里2008年的今天—— 【闪回画面】2008年冬日的岁月路街头，一名戴着黑色毛线面罩的劫匪突然冲出，暴力抢夺了一名身穿浅粉色羽绒服、戴眼镜的中年妇女斜挎的紫色布包！妇女摔倒在地，绝望地哭喊着： 【闪回画面】刚下电车的十六岁赵左右（穿棕黄色羽绒服）见状，毫不犹豫地拔腿狂奔追赶劫匪，一边跑一边回头冲妇女大喊： 【闪回画面】少年赵左右一路紧追劫匪冲进积雪覆盖的施工废墟，怒吼着“站住！别动！”飞身将劫匪扑倒在雪地里死死压住！穷凶极恶的劫匪困兽犹斗，反手从兜里掏出一把锋利的美工刀，狠狠一刀划在十六岁赵左右的左额角上！鲜血瞬间涌出，劫匪趁机挣脱逃跑，少年捂着流血的左额角跌坐在雪地里大口喘息…… 回到现实的车厢内，十六岁的赵左右听得心惊肉跳，急忙追问后续。 荀未来平静地讲述了当年那面见义勇为锦旗的来历。 十六岁的赵左……</w:t>
-              <w:br/>
-              <w:t>【本场核心台词交锋】赵了：“上次我俩发现疤痕不见了，以为是你小子心肠变坏了，后来没去做那件见义勇为的事情。原来是因为今天跟我们一起去卖车，才没有遇见岁月路上的那个劫匪。” ／ 赵左右：“劫匪？” ／ 荀未来：“那天下了电车之后，我就直接奔向了罗爱文家里的制造厂，结果我在路上看到——” ／ 被抢妇女：“学费！我儿子的学费！” ／ 赵左右：“阿姨你快报警！”</w:t>
-            </w:r>
-          </w:p>
-        </w:tc>
-      </w:tr>
-      <w:tr>
-        <w:trPr>
-          <w:cantSplit/>
-        </w:trPr>
-        <w:tc>
-          <w:tcPr>
-            <w:tcW w:type="dxa" w:w="3096"/>
-            <w:vAlign w:val="center"/>
-            <w:tcMar>
-              <w:top w:w="105" w:type="dxa"/>
-              <w:bottom w:w="105" w:type="dxa"/>
-              <w:left w:w="145" w:type="dxa"/>
-              <w:right w:w="145" w:type="dxa"/>
-            </w:tcMar>
-            <w:shd w:fill="F7FAFC"/>
-          </w:tcPr>
-          <w:p>
-            <w:pPr>
-              <w:spacing w:before="40" w:after="40" w:line="341" w:lineRule="auto"/>
-              <w:jc w:val="left"/>
-            </w:pPr>
-            <w:r/>
-            <w:r>
-              <w:rPr>
-                <w:rFonts w:ascii="Times New Roman" w:hAnsi="Times New Roman" w:eastAsia="宋体"/>
-                <w:b/>
-                <w:color w:val="191919"/>
-                <w:sz w:val="19"/>
-              </w:rPr>
-              <w:t>EP22</w:t>
-              <w:br/>
-              <w:t>22-4　内　2008地下旧物仓库电话亭与2058年人生无限有限公司办公区及高总办公室 — 日</w:t>
-            </w:r>
-          </w:p>
-        </w:tc>
-        <w:tc>
-          <w:tcPr>
-            <w:tcW w:type="dxa" w:w="7272"/>
-            <w:vAlign w:val="center"/>
-            <w:tcMar>
-              <w:top w:w="105" w:type="dxa"/>
-              <w:bottom w:w="105" w:type="dxa"/>
-              <w:left w:w="145" w:type="dxa"/>
-              <w:right w:w="145" w:type="dxa"/>
-            </w:tcMar>
-            <w:shd w:fill="F7FAFC"/>
-          </w:tcPr>
-          <w:p>
-            <w:pPr>
-              <w:spacing w:before="40" w:after="40" w:line="341" w:lineRule="auto"/>
-              <w:jc w:val="left"/>
-            </w:pPr>
-            <w:r/>
-            <w:r>
-              <w:rPr>
-                <w:rFonts w:ascii="Times New Roman" w:hAnsi="Times New Roman" w:eastAsia="宋体"/>
-                <w:b w:val="0"/>
-                <w:color w:val="191919"/>
-                <w:sz w:val="19"/>
-              </w:rPr>
-              <w:t>【出场人物】林开颜、高尚、2058年客户、老年余博士</w:t>
-              <w:br/>
-              <w:t>【空间动作与场面调度】同一时刻，2008年挂着“057-”门牌的昏暗地下旧物仓库内，急促的电话铃声突然响起。身穿卡其色双排扣风衣、戴着黑框眼镜的小雪（林开颜）快步跑进百叶门电话亭拿起听筒。 电话那头传来2058年高尚凝重而疲惫的声音。 小雪应了声“好”，立刻通过电话亭通道返回了公元2058年。刚走出“人生（无限）有限公司（LIFE ONCE AGAIN）”电梯厅，只见大厅里一片鸡飞狗跳，一名客户正指着工作人员大发雷霆。 工作人员满头大汗地鞠躬赔罪。小雪快步走到等候在走廊的高尚面前，焦急地询问。 高尚神色阴沉地示意她跟自己往办公区里面走，边走边道出了时空管理局彻夜清查的结果。 两人刚走到“人生无限有限公司”巨幅标志墙前，前方突然传来一道苍老而感慨的女声——只见一位满头银发盘起、身穿灰色中式盘扣棉服的八十二岁老奶奶正背手仰望着墙上的公司标志！ 老奶奶缓缓转过身，手里习惯性地拿出一支银色触控笔咬在嘴角——小雪看清她眉眼与标志性动作的刹那，震惊得捂住嘴失声惊呼！ 八十二岁的老年余博士（余止）微笑着打量着眼前的小雪，一……</w:t>
-              <w:br/>
-              <w:t>【本场核心台词交锋】林开颜：“喂，高总。” ／ 高尚：“时空管理局的人刚走，他们查了一夜。事情比较严重，但办法已经有了。你先自己回来一趟吧。” ／ 2058年客户：“你们这什么服务？说停就停！我这财产还没处理完呢！” ／ 林开颜：“高总，到底怎么了？” ／ 高尚：“公司已经被要求停业整顿了。原来时空管理局一直都在调查当年那份被我藏起来的档案的下落。我们和余博士隐瞒实验者009号——也就是化名荀未来的赵左右，改变时空进程一事，终究还是被发现了。”</w:t>
-            </w:r>
-          </w:p>
-        </w:tc>
-      </w:tr>
-      <w:tr>
-        <w:trPr>
-          <w:cantSplit/>
-        </w:trPr>
-        <w:tc>
-          <w:tcPr>
-            <w:tcW w:type="dxa" w:w="3096"/>
-            <w:vAlign w:val="center"/>
-            <w:tcMar>
-              <w:top w:w="105" w:type="dxa"/>
-              <w:bottom w:w="105" w:type="dxa"/>
-              <w:left w:w="145" w:type="dxa"/>
-              <w:right w:w="145" w:type="dxa"/>
-            </w:tcMar>
-          </w:tcPr>
-          <w:p>
-            <w:pPr>
-              <w:spacing w:before="40" w:after="40" w:line="341" w:lineRule="auto"/>
-              <w:jc w:val="left"/>
-            </w:pPr>
-            <w:r/>
-            <w:r>
-              <w:rPr>
-                <w:rFonts w:ascii="Times New Roman" w:hAnsi="Times New Roman" w:eastAsia="宋体"/>
-                <w:b/>
-                <w:color w:val="191919"/>
-                <w:sz w:val="19"/>
-              </w:rPr>
-              <w:t>EP22</w:t>
-              <w:br/>
-              <w:t>22-7　内　地下旧物仓库公用电话亭前与仓库深处通道 — 夜</w:t>
-            </w:r>
-          </w:p>
-        </w:tc>
-        <w:tc>
-          <w:tcPr>
-            <w:tcW w:type="dxa" w:w="7272"/>
-            <w:vAlign w:val="center"/>
-            <w:tcMar>
-              <w:top w:w="105" w:type="dxa"/>
-              <w:bottom w:w="105" w:type="dxa"/>
-              <w:left w:w="145" w:type="dxa"/>
-              <w:right w:w="145" w:type="dxa"/>
-            </w:tcMar>
-          </w:tcPr>
-          <w:p>
-            <w:pPr>
-              <w:spacing w:before="40" w:after="40" w:line="341" w:lineRule="auto"/>
-              <w:jc w:val="left"/>
-            </w:pPr>
-            <w:r/>
-            <w:r>
-              <w:rPr>
-                <w:rFonts w:ascii="Times New Roman" w:hAnsi="Times New Roman" w:eastAsia="宋体"/>
-                <w:b w:val="0"/>
-                <w:color w:val="191919"/>
-                <w:sz w:val="19"/>
-              </w:rPr>
-              <w:t>【出场人物】赵了、赵左右、林开颜、荀未来、高尚</w:t>
-              <w:br/>
-              <w:t>【空间动作与场面调度】晚上十点半，昏暗空旷的地下旧物仓库中央，那座绿框黄顶的复古公用电话亭孤零零地立在灯光下。身穿浅棕色翻毛领棉服的小雪站在电话亭旁等候，看到三代赵左右走来，勉强挤出一丝笑容迎上前：“来了。” 六十六岁的赵了停下脚步，转过身温和地向十六岁的赵左右和四十一岁的荀未来挥手道别。 十六岁的赵左右依依不舍地挥着手，还不忘叮嘱小雪回2058年替他尽孝。 小雪喉咙发紧，艰难地点了点头：“我会的。”赵了推开公用电话亭的门走了进去，拿起听筒，将那张通往2058年的芯片卡插入【仅限于IC卡】的插槽中。 看着电话亭里白发苍苍的赵了，站在外面的小雪脑海中骤然掀起惊涛骇浪——2058年老年余博士冰冷的宣判（“一旦时空修正启动，他妻子会死去”）、高尚无情的指令（“在那个节点死去，才是舒图最本初的结局”），与2008年徐图图明媚纯真的笑脸（“那我们一起吃，一个人多孤单呀”“堆雪人有什么搞砸的呀，开心就好啦”“记得想我们了多回来看看我们，打电话给我们”）在她脑海中疯狂交战！ 电话亭内，电子提示音响起：“请输入密码。”六十六……</w:t>
-              <w:br/>
-              <w:t>【本场核心台词交锋】赵了：“好了，就送到这儿吧。我走了。” ／ 赵左右：“小雪啊，回去替我请赵爷爷吃饭。上回食堂的鸡翅，我和图图可都分给你了。” ／ 赵了：“图图，我回来了。” ／ 林开颜：“不行！你不能回去！图图会死！！” ／ 赵了：“图图……图图怎么会死？”</w:t>
-            </w:r>
-          </w:p>
-        </w:tc>
-      </w:tr>
-      <w:tr>
-        <w:trPr>
-          <w:cantSplit/>
-        </w:trPr>
-        <w:tc>
-          <w:tcPr>
-            <w:tcW w:type="dxa" w:w="3096"/>
-            <w:vAlign w:val="center"/>
-            <w:tcMar>
-              <w:top w:w="105" w:type="dxa"/>
-              <w:bottom w:w="105" w:type="dxa"/>
-              <w:left w:w="145" w:type="dxa"/>
-              <w:right w:w="145" w:type="dxa"/>
-            </w:tcMar>
-            <w:shd w:fill="F7FAFC"/>
-          </w:tcPr>
-          <w:p>
-            <w:pPr>
-              <w:spacing w:before="40" w:after="40" w:line="341" w:lineRule="auto"/>
-              <w:jc w:val="left"/>
-            </w:pPr>
-            <w:r/>
-            <w:r>
-              <w:rPr>
-                <w:rFonts w:ascii="Times New Roman" w:hAnsi="Times New Roman" w:eastAsia="宋体"/>
-                <w:b/>
-                <w:color w:val="191919"/>
-                <w:sz w:val="19"/>
-              </w:rPr>
-              <w:t>EP23</w:t>
-              <w:br/>
-              <w:t>23-4　内　八中后街砂锅麻辣烫店与地下旧物仓库电话亭外 — 日</w:t>
-            </w:r>
-          </w:p>
-        </w:tc>
-        <w:tc>
-          <w:tcPr>
-            <w:tcW w:type="dxa" w:w="7272"/>
-            <w:vAlign w:val="center"/>
-            <w:tcMar>
-              <w:top w:w="105" w:type="dxa"/>
-              <w:bottom w:w="105" w:type="dxa"/>
-              <w:left w:w="145" w:type="dxa"/>
-              <w:right w:w="145" w:type="dxa"/>
-            </w:tcMar>
-            <w:shd w:fill="F7FAFC"/>
-          </w:tcPr>
-          <w:p>
-            <w:pPr>
-              <w:spacing w:before="40" w:after="40" w:line="341" w:lineRule="auto"/>
-              <w:jc w:val="left"/>
-            </w:pPr>
-            <w:r/>
-            <w:r>
-              <w:rPr>
-                <w:rFonts w:ascii="Times New Roman" w:hAnsi="Times New Roman" w:eastAsia="宋体"/>
-                <w:b w:val="0"/>
-                <w:color w:val="191919"/>
-                <w:sz w:val="19"/>
-              </w:rPr>
-              <w:t>【出场人物】荀未来、舒老板、高尚、赵左右</w:t>
-              <w:br/>
-              <w:t>【空间动作与场面调度】次日白天，八中后街那家熟悉的砂锅麻辣烫小店里热气氤氲。身穿黑色毛呢大衣、系着草绿色围巾的四十一岁荀未来掀开塑料防风门帘走了进来。系着蓝色围裙的舒老板热情地迎上前递上菜单：“一位哈？随便坐，随便坐，看看吃点什么。” 荀未来在靠窗的木桌旁坐下，指着菜单点了自己和舒图最爱吃的食物。 舒老板笑着记下菜单，随口聊起了店里白莲藕的产地与几个月前那位神秘女客人的往事。 荀未来毫不犹豫地加钱（“我多加一份的钱，多加藕”），舒老板乐呵呵地应下，一拍脑门想起了第七集里穿越而来的2033年成年舒图！ 听到“几个月前有个美女来要多加藕片”和“年底回磁州开店”，荀未来心脏猛地一颤，瞬间明白妻子舒图当年在第七集里给他讲的“研究生去磁州吃砂锅麻辣烫”的故事全是真的，更明白几个月前舒图也来过这家小店！他轻声说了句“谢谢啊”。 很快，舒老板端上一大碗热气腾腾、铺满磁州白莲藕的砂锅麻辣烫。伴随着深情伤感的插曲歌声，荀未来拿起筷子夹起一片带孔的莲藕——镜头缓缓摇过小小的木桌，跨越时空的四重画面在同一张餐桌前奇迹般交错叠现：对……</w:t>
-              <w:br/>
-              <w:t>【本场核心台词交锋】荀未来：“这个，直接上三盘，别放土豆，多加藕。” ／ 舒老板：“我们这儿的白莲藕啊确实好吃，是磁州地运过来的，但是价格比较高，这个不能多加。” ／ 舒老板：“好嘞，好嘞。哎呀，我突然想起来啊，几个月前有个美女来，也说是要多加藕片。当时幸亏我们有个老顾客给我们空运过来一袋，要不然这货都断了。说这些干嘛，喜欢吃就多吃吧。年底啊，我就回磁州那边开店了。” ／ 荀未来：“舒图，谁说以后吃不上了。等我回去，我就带你去磁州找舒老板，咱接着吃。” ／ 高尚：“你说你跑什么呢？觉得我们找不到你？”</w:t>
-            </w:r>
-          </w:p>
-        </w:tc>
-      </w:tr>
-      <w:tr>
-        <w:trPr>
-          <w:cantSplit/>
-        </w:trPr>
-        <w:tc>
-          <w:tcPr>
-            <w:tcW w:type="dxa" w:w="3096"/>
-            <w:vAlign w:val="center"/>
-            <w:tcMar>
-              <w:top w:w="105" w:type="dxa"/>
-              <w:bottom w:w="105" w:type="dxa"/>
-              <w:left w:w="145" w:type="dxa"/>
-              <w:right w:w="145" w:type="dxa"/>
-            </w:tcMar>
-          </w:tcPr>
-          <w:p>
-            <w:pPr>
-              <w:spacing w:before="40" w:after="40" w:line="341" w:lineRule="auto"/>
-              <w:jc w:val="left"/>
-            </w:pPr>
-            <w:r/>
-            <w:r>
-              <w:rPr>
-                <w:rFonts w:ascii="Times New Roman" w:hAnsi="Times New Roman" w:eastAsia="宋体"/>
-                <w:b/>
-                <w:color w:val="191919"/>
-                <w:sz w:val="19"/>
-              </w:rPr>
-              <w:t>EP23</w:t>
-              <w:br/>
-              <w:t>23-6　外/内　2008林海雪原电话亭·老居民楼道与501室·高二（2）班教室与微机室·杂志社火灾废墟与雪夜串串香餐车 — 日/夜</w:t>
-            </w:r>
-          </w:p>
-        </w:tc>
-        <w:tc>
-          <w:tcPr>
-            <w:tcW w:type="dxa" w:w="7272"/>
-            <w:vAlign w:val="center"/>
-            <w:tcMar>
-              <w:top w:w="105" w:type="dxa"/>
-              <w:bottom w:w="105" w:type="dxa"/>
-              <w:left w:w="145" w:type="dxa"/>
-              <w:right w:w="145" w:type="dxa"/>
-            </w:tcMar>
-          </w:tcPr>
-          <w:p>
-            <w:pPr>
-              <w:spacing w:before="40" w:after="40" w:line="341" w:lineRule="auto"/>
-              <w:jc w:val="left"/>
-            </w:pPr>
-            <w:r/>
-            <w:r>
-              <w:rPr>
-                <w:rFonts w:ascii="Times New Roman" w:hAnsi="Times New Roman" w:eastAsia="宋体"/>
-                <w:b w:val="0"/>
-                <w:color w:val="191919"/>
-                <w:sz w:val="19"/>
-              </w:rPr>
-              <w:t>【出场人物】赵左右、房东张叔、刘美奕、赵东来、王一漫、罗爱文、徐图图、走廊学生</w:t>
-              <w:br/>
-              <w:t>【空间动作与场面调度】公元2008年，阳光穿透白雪皑皑的林海雪原，画面中央浮现出冰冷的特效数字：【`时空修正 82%`】。十六岁的赵左右推开蓝色公用电话亭的门走了出来，踩在厚厚的积雪上环顾四周明朗的街景，疑惑地喃喃自语： 然而当赵左右走回自家老居民楼水泥楼梯间时，迎面正巧看见母亲刘美奕正与五零二室真正的房东张叔站在门口寒暄。张叔乐呵呵地说北京生意不好做，准备把这套老房子收回来自己住。赵左右走上前打了声招呼（“张叔”），随口指着五零二室屋里说道： 此言一出，张叔与母亲刘美奕同时露出莫名其妙的神色！张叔皱着眉摇了摇头。 一旁的母亲刘美奕更是满脸困惑地转头看向儿子。 赵左右如遭雷击，瞪大眼睛难以置信地提醒母亲昨晚的五口之家团圆饭！ 刘美奕伸手摸了摸儿子的额头，哭笑不得地说道： 赵左右僵在原地，后背窜起一股刺骨的寒意（内心独白：“看来时空修正真的奏效了，妈都已经不记得赵爷爷了”）。 回到五零一室客厅，刘美奕刚接完老领导萍姐的电话，兴奋地告诉丈夫赵东来：萍姐的儿子不想当经理要出国学电影，经理位置空了出来，她终于可以官复……</w:t>
-              <w:br/>
-              <w:t>【本场核心台词交锋】赵左右：“修正了什么啊……好像什么也没变啊。” ／ 赵左右：“张叔，赵爷爷这些家具你可以留着呀，都是新的。” ／ 房东张叔：“赵爷爷？……呵，你说的是租我房子的人吧？这屋子我都是全权委托给中介的，这租给了谁我是真不知道。但这屋子让他装得乱七八糟的，太难看了。” ／ 刘美奕：“哎，左右。你怎么知道咱对门爷爷姓赵呀？我印象中好像都没怎么见过他，应该是不爱出门。” ／ 赵左右：“开什么玩笑啊，怎么没见过了？昨天晚上我们还一起吃饭呢！”</w:t>
-            </w:r>
-          </w:p>
-        </w:tc>
-      </w:tr>
-      <w:tr>
-        <w:trPr>
-          <w:cantSplit/>
-        </w:trPr>
-        <w:tc>
-          <w:tcPr>
-            <w:tcW w:type="dxa" w:w="3096"/>
-            <w:vAlign w:val="center"/>
-            <w:tcMar>
-              <w:top w:w="105" w:type="dxa"/>
-              <w:bottom w:w="105" w:type="dxa"/>
-              <w:left w:w="145" w:type="dxa"/>
-              <w:right w:w="145" w:type="dxa"/>
-            </w:tcMar>
-            <w:shd w:fill="F7FAFC"/>
-          </w:tcPr>
-          <w:p>
-            <w:pPr>
-              <w:spacing w:before="40" w:after="40" w:line="341" w:lineRule="auto"/>
-              <w:jc w:val="left"/>
-            </w:pPr>
-            <w:r/>
-            <w:r>
-              <w:rPr>
-                <w:rFonts w:ascii="Times New Roman" w:hAnsi="Times New Roman" w:eastAsia="宋体"/>
-                <w:b/>
-                <w:color w:val="191919"/>
-                <w:sz w:val="19"/>
-              </w:rPr>
-              <w:t>EP24</w:t>
-              <w:br/>
-              <w:t>24-11　外　飞霞路小区雪夜街道（大三寒假） — 夜</w:t>
-            </w:r>
-          </w:p>
-        </w:tc>
-        <w:tc>
-          <w:tcPr>
-            <w:tcW w:type="dxa" w:w="7272"/>
-            <w:vAlign w:val="center"/>
-            <w:tcMar>
-              <w:top w:w="105" w:type="dxa"/>
-              <w:bottom w:w="105" w:type="dxa"/>
-              <w:left w:w="145" w:type="dxa"/>
-              <w:right w:w="145" w:type="dxa"/>
-            </w:tcMar>
-            <w:shd w:fill="F7FAFC"/>
-          </w:tcPr>
-          <w:p>
-            <w:pPr>
-              <w:spacing w:before="40" w:after="40" w:line="341" w:lineRule="auto"/>
-              <w:jc w:val="left"/>
-            </w:pPr>
-            <w:r/>
-            <w:r>
-              <w:rPr>
-                <w:rFonts w:ascii="Times New Roman" w:hAnsi="Times New Roman" w:eastAsia="宋体"/>
-                <w:b w:val="0"/>
-                <w:color w:val="191919"/>
-                <w:sz w:val="19"/>
-              </w:rPr>
-              <w:t>【出场人物】被抢大妈、围观录像男、赵左右、徐图图</w:t>
-              <w:br/>
-              <w:t>【空间动作与场面调度】寒假雪夜，红蓝闪烁的警灯刺破了飞霞路老旧小区的夜色。刚修补完雪人、穿着浅驼色牛角扣连帽大衣拎着一袋零食来找徐图图的青年赵左右刚走到街口，只见前方围满了街坊邻居——两名警察正将徐图图的赌鬼父亲徐家宝押上一辆警车！一名被抢的大妈指着徐家宝大声控诉： 身穿驼色羊羔毛外套、系着格子围巾的徐图图站在雪地里，脸色煞白、无助地朝警车喊了一声：“爸！”徐家宝愧疚地回头看了女儿一眼，被警察押进车内呼啸而去。 就在这时，路灯下的一名年轻围观男子正举着一部银色翻盖手机，幸灾乐祸地对着孤立无援的徐图图录制视频，嘴里还大声嘲弄着！ 这一刻，脑海里已经没有任何“未来剧本”束缚的赵左右，凭着二十岁青年最本能的爱意与血性，毫不犹豫地一个箭步冲上前，一把按住那男子的手腕，冷冷吐出两个字： 围观录像男嚣张地推了赵左右一把：“你谁啊？我干嘛关你屁事儿啊？滚蛋！”赵左右眼神凌厉如刀，怒喝一声“删了！”直接飞身扑上去抢夺手机！两人在雪地里剧烈扭打翻滚起来，吓得徐图图在旁哭喊呼救：“别打了！有没有人啊？别打了！” 扭打中，围观录像……</w:t>
-              <w:br/>
-              <w:t>【本场核心台词交锋】被抢大妈：“就他就他，就他给我钱包抢走了！你看看，这不没了吗？就他抢的！” ／ 围观录像男：“看啊，这是工管学院那个拿奖学金的，她爸居然是个抢劫犯我天哪！哎呀，你们看这牛逼不啊？” ／ 赵左右：“删了。” ／ 赵左右：“好了，不哭了。没事儿，一会儿陪我去缝两针就好了。大不了留个疤嘛，是不是？” ／ 赵左右：“我这不是想着……这视频要是发出去，给你缝两针又没什么用。这不是稳赚不赔的买卖吗？”</w:t>
-            </w:r>
-          </w:p>
-        </w:tc>
-      </w:tr>
-    </w:tbl>
     <w:sectPr>
       <w:pgSz w:w="12240" w:h="15840"/>
       <w:pgMar w:top="1080" w:right="936" w:bottom="1080" w:left="936" w:header="720" w:footer="720" w:gutter="0"/>

--- a/01_《三人行》全24集全流程标杆成品库/06_核心场景一景一档/场景07_岁月路24小时自助银行街口与飞霞路风雪街道（含飞霞路IC卡公用电话亭与雪夜街巷）.docx
+++ b/01_《三人行》全24集全流程标杆成品库/06_核心场景一景一档/场景07_岁月路24小时自助银行街口与飞霞路风雪街道（含飞霞路IC卡公用电话亭与雪夜街巷）.docx
@@ -694,7 +694,7 @@
           <w:color w:val="141414"/>
           <w:sz w:val="21"/>
         </w:rPr>
-        <w:t>距离飞霞路不远的岁月路街口，设有一间临街24小时自助银行（ATM取款厅），透明玻璃门上方亮着蓝白相间的“24小时自助银行”灯箱，门口有三四级水泥台阶与幽暗的巷口拐角（EP22第22-3场，赌输钱的徐家宝正是蹲守在此处抢劫取完儿子学费的妇女，在原时间线划伤16岁赵左右左额角，在第三重时间线被三代赵左右合力制服）。而飞霞路通往徐图图家1449室的小区雪夜街道，两侧是覆满厚雪的冬青与红砖围墙，路灯间隔较远——在EP24大结局的2012年冬夜，这里停靠着闪烁红蓝警灯的警车，见证了全剧最热血催泪的终极一战。</w:t>
+        <w:t>距离飞霞路不远的岁月路街口，设有一间临街24小时自助银行（ATM取款厅），透明玻璃门上方亮着蓝白相间的“24小时自助银行”灯箱，门口有三四级水泥台阶与幽暗的巷口拐角（EP22赌输钱的徐家宝正是蹲守在此处抢劫取完儿子学费的妇女，在原时间线划伤16岁赵左右左额角，在第三重时间线被三代赵左右合力制服）。而飞霞路通往徐图图家1449室的小区雪夜街道，两侧是覆满厚雪的冬青与红砖围墙，路灯间隔较远——在EP24大结局的2012年冬夜，这里停靠着闪烁红蓝警灯的警车，见证了全剧最热血催泪的终极一战。</w:t>
       </w:r>
     </w:p>
     <w:p>
@@ -1140,7 +1140,7 @@
           <w:color w:val="141414"/>
           <w:sz w:val="21"/>
         </w:rPr>
-        <w:t>EP24第24-11场：2012年冬大三寒假，徐家宝在飞霞路抢劫大妈被押上警车，路人举手机偷拍羞辱徐图图；刚被清除未来记忆、回归未知的20岁赵左右猛冲上去与偷拍男殊死搏斗，左额角被石块砸破流血（月牙疤正式烙印），夺过手机彻底删掉视频，并用小手电筒照亮夜空“暖雪”，令徐图图彻底解开心结终生未改名“舒图”。</w:t>
+        <w:t>EP24：2012年冬大三寒假，徐家宝在飞霞路抢劫大妈被押上警车，路人举手机偷拍羞辱徐图图；刚被清除未来记忆、回归未知的20岁赵左右猛冲上去与偷拍男殊死搏斗，左额角被石块砸破流血（月牙疤正式烙印），夺过手机彻底删掉视频，并用小手电筒照亮夜空“暖雪”，令徐图图彻底解开心结终生未改名“舒图”。</w:t>
       </w:r>
     </w:p>
     <w:sectPr>

--- a/01_《三人行》全24集全流程标杆成品库/06_核心场景一景一档/场景07_岁月路24小时自助银行街口与飞霞路风雪街道（含飞霞路IC卡公用电话亭与雪夜街巷）.docx
+++ b/01_《三人行》全24集全流程标杆成品库/06_核心场景一景一档/场景07_岁月路24小时自助银行街口与飞霞路风雪街道（含飞霞路IC卡公用电话亭与雪夜街巷）.docx
@@ -124,9 +124,7 @@
         </w:tc>
       </w:tr>
       <w:tr>
-        <w:trPr>
-          <w:cantSplit/>
-        </w:trPr>
+        <w:trPr/>
         <w:tc>
           <w:tcPr>
             <w:tcW w:type="dxa" w:w="2592"/>
@@ -185,9 +183,7 @@
         </w:tc>
       </w:tr>
       <w:tr>
-        <w:trPr>
-          <w:cantSplit/>
-        </w:trPr>
+        <w:trPr/>
         <w:tc>
           <w:tcPr>
             <w:tcW w:type="dxa" w:w="2592"/>
@@ -248,9 +244,7 @@
         </w:tc>
       </w:tr>
       <w:tr>
-        <w:trPr>
-          <w:cantSplit/>
-        </w:trPr>
+        <w:trPr/>
         <w:tc>
           <w:tcPr>
             <w:tcW w:type="dxa" w:w="2592"/>
@@ -309,9 +303,7 @@
         </w:tc>
       </w:tr>
       <w:tr>
-        <w:trPr>
-          <w:cantSplit/>
-        </w:trPr>
+        <w:trPr/>
         <w:tc>
           <w:tcPr>
             <w:tcW w:type="dxa" w:w="2592"/>
@@ -372,9 +364,7 @@
         </w:tc>
       </w:tr>
       <w:tr>
-        <w:trPr>
-          <w:cantSplit/>
-        </w:trPr>
+        <w:trPr/>
         <w:tc>
           <w:tcPr>
             <w:tcW w:type="dxa" w:w="2592"/>
@@ -433,9 +423,7 @@
         </w:tc>
       </w:tr>
       <w:tr>
-        <w:trPr>
-          <w:cantSplit/>
-        </w:trPr>
+        <w:trPr/>
         <w:tc>
           <w:tcPr>
             <w:tcW w:type="dxa" w:w="2592"/>
@@ -496,9 +484,7 @@
         </w:tc>
       </w:tr>
       <w:tr>
-        <w:trPr>
-          <w:cantSplit/>
-        </w:trPr>
+        <w:trPr/>
         <w:tc>
           <w:tcPr>
             <w:tcW w:type="dxa" w:w="2592"/>
@@ -557,9 +543,7 @@
         </w:tc>
       </w:tr>
       <w:tr>
-        <w:trPr>
-          <w:cantSplit/>
-        </w:trPr>
+        <w:trPr/>
         <w:tc>
           <w:tcPr>
             <w:tcW w:type="dxa" w:w="2592"/>
@@ -789,9 +773,7 @@
         </w:tc>
       </w:tr>
       <w:tr>
-        <w:trPr>
-          <w:cantSplit/>
-        </w:trPr>
+        <w:trPr/>
         <w:tc>
           <w:tcPr>
             <w:tcW w:type="dxa" w:w="2664"/>
@@ -855,9 +837,7 @@
         </w:tc>
       </w:tr>
       <w:tr>
-        <w:trPr>
-          <w:cantSplit/>
-        </w:trPr>
+        <w:trPr/>
         <w:tc>
           <w:tcPr>
             <w:tcW w:type="dxa" w:w="2664"/>
@@ -923,9 +903,7 @@
         </w:tc>
       </w:tr>
       <w:tr>
-        <w:trPr>
-          <w:cantSplit/>
-        </w:trPr>
+        <w:trPr/>
         <w:tc>
           <w:tcPr>
             <w:tcW w:type="dxa" w:w="2664"/>

--- a/01_《三人行》全24集全流程标杆成品库/06_核心场景一景一档/场景07_岁月路24小时自助银行街口与飞霞路风雪街道（含飞霞路IC卡公用电话亭与雪夜街巷）.docx
+++ b/01_《三人行》全24集全流程标杆成品库/06_核心场景一景一档/场景07_岁月路24小时自助银行街口与飞霞路风雪街道（含飞霞路IC卡公用电话亭与雪夜街巷）.docx
@@ -44,7 +44,7 @@
           <w:color w:val="192D55"/>
           <w:sz w:val="25"/>
         </w:rPr>
-        <w:t>第一章　场景核心工程参数与视觉美学总卡</w:t>
+        <w:t>第一章　场景核心工程参数与视听美学总卡</w:t>
       </w:r>
     </w:p>
     <w:tbl>
@@ -66,7 +66,7 @@
         </w:trPr>
         <w:tc>
           <w:tcPr>
-            <w:tcW w:type="dxa" w:w="2592"/>
+            <w:tcW w:type="dxa" w:w="2664"/>
             <w:vAlign w:val="center"/>
             <w:tcMar>
               <w:top w:w="130" w:type="dxa"/>
@@ -89,13 +89,13 @@
                 <w:color w:val="FFFFFF"/>
                 <w:sz w:val="19"/>
               </w:rPr>
-              <w:t>工程与美学设定维度</w:t>
+              <w:t>场景工程设定维度</w:t>
             </w:r>
           </w:p>
         </w:tc>
         <w:tc>
           <w:tcPr>
-            <w:tcW w:type="dxa" w:w="7776"/>
+            <w:tcW w:type="dxa" w:w="7704"/>
             <w:vAlign w:val="center"/>
             <w:tcMar>
               <w:top w:w="130" w:type="dxa"/>
@@ -118,16 +118,15 @@
                 <w:color w:val="FFFFFF"/>
                 <w:sz w:val="19"/>
               </w:rPr>
-              <w:t>全剧标准定稿设定参数</w:t>
+              <w:t>全剧标准定稿设定内容</w:t>
             </w:r>
           </w:p>
         </w:tc>
       </w:tr>
       <w:tr>
-        <w:trPr/>
         <w:tc>
           <w:tcPr>
-            <w:tcW w:type="dxa" w:w="2592"/>
+            <w:tcW w:type="dxa" w:w="2664"/>
             <w:vAlign w:val="center"/>
             <w:tcMar>
               <w:top w:w="105" w:type="dxa"/>
@@ -155,7 +154,7 @@
         </w:tc>
         <w:tc>
           <w:tcPr>
-            <w:tcW w:type="dxa" w:w="7776"/>
+            <w:tcW w:type="dxa" w:w="7704"/>
             <w:vAlign w:val="center"/>
             <w:tcMar>
               <w:top w:w="105" w:type="dxa"/>
@@ -183,10 +182,9 @@
         </w:tc>
       </w:tr>
       <w:tr>
-        <w:trPr/>
         <w:tc>
           <w:tcPr>
-            <w:tcW w:type="dxa" w:w="2592"/>
+            <w:tcW w:type="dxa" w:w="2664"/>
             <w:vAlign w:val="center"/>
             <w:tcMar>
               <w:top w:w="105" w:type="dxa"/>
@@ -215,7 +213,7 @@
         </w:tc>
         <w:tc>
           <w:tcPr>
-            <w:tcW w:type="dxa" w:w="7776"/>
+            <w:tcW w:type="dxa" w:w="7704"/>
             <w:vAlign w:val="center"/>
             <w:tcMar>
               <w:top w:w="105" w:type="dxa"/>
@@ -244,10 +242,9 @@
         </w:tc>
       </w:tr>
       <w:tr>
-        <w:trPr/>
         <w:tc>
           <w:tcPr>
-            <w:tcW w:type="dxa" w:w="2592"/>
+            <w:tcW w:type="dxa" w:w="2664"/>
             <w:vAlign w:val="center"/>
             <w:tcMar>
               <w:top w:w="105" w:type="dxa"/>
@@ -275,7 +272,7 @@
         </w:tc>
         <w:tc>
           <w:tcPr>
-            <w:tcW w:type="dxa" w:w="7776"/>
+            <w:tcW w:type="dxa" w:w="7704"/>
             <w:vAlign w:val="center"/>
             <w:tcMar>
               <w:top w:w="105" w:type="dxa"/>
@@ -303,10 +300,9 @@
         </w:tc>
       </w:tr>
       <w:tr>
-        <w:trPr/>
         <w:tc>
           <w:tcPr>
-            <w:tcW w:type="dxa" w:w="2592"/>
+            <w:tcW w:type="dxa" w:w="2664"/>
             <w:vAlign w:val="center"/>
             <w:tcMar>
               <w:top w:w="105" w:type="dxa"/>
@@ -335,7 +331,7 @@
         </w:tc>
         <w:tc>
           <w:tcPr>
-            <w:tcW w:type="dxa" w:w="7776"/>
+            <w:tcW w:type="dxa" w:w="7704"/>
             <w:vAlign w:val="center"/>
             <w:tcMar>
               <w:top w:w="105" w:type="dxa"/>
@@ -364,10 +360,9 @@
         </w:tc>
       </w:tr>
       <w:tr>
-        <w:trPr/>
         <w:tc>
           <w:tcPr>
-            <w:tcW w:type="dxa" w:w="2592"/>
+            <w:tcW w:type="dxa" w:w="2664"/>
             <w:vAlign w:val="center"/>
             <w:tcMar>
               <w:top w:w="105" w:type="dxa"/>
@@ -395,7 +390,7 @@
         </w:tc>
         <w:tc>
           <w:tcPr>
-            <w:tcW w:type="dxa" w:w="7776"/>
+            <w:tcW w:type="dxa" w:w="7704"/>
             <w:vAlign w:val="center"/>
             <w:tcMar>
               <w:top w:w="105" w:type="dxa"/>
@@ -423,10 +418,9 @@
         </w:tc>
       </w:tr>
       <w:tr>
-        <w:trPr/>
         <w:tc>
           <w:tcPr>
-            <w:tcW w:type="dxa" w:w="2592"/>
+            <w:tcW w:type="dxa" w:w="2664"/>
             <w:vAlign w:val="center"/>
             <w:tcMar>
               <w:top w:w="105" w:type="dxa"/>
@@ -455,7 +449,7 @@
         </w:tc>
         <w:tc>
           <w:tcPr>
-            <w:tcW w:type="dxa" w:w="7776"/>
+            <w:tcW w:type="dxa" w:w="7704"/>
             <w:vAlign w:val="center"/>
             <w:tcMar>
               <w:top w:w="105" w:type="dxa"/>
@@ -484,10 +478,9 @@
         </w:tc>
       </w:tr>
       <w:tr>
-        <w:trPr/>
         <w:tc>
           <w:tcPr>
-            <w:tcW w:type="dxa" w:w="2592"/>
+            <w:tcW w:type="dxa" w:w="2664"/>
             <w:vAlign w:val="center"/>
             <w:tcMar>
               <w:top w:w="105" w:type="dxa"/>
@@ -515,7 +508,7 @@
         </w:tc>
         <w:tc>
           <w:tcPr>
-            <w:tcW w:type="dxa" w:w="7776"/>
+            <w:tcW w:type="dxa" w:w="7704"/>
             <w:vAlign w:val="center"/>
             <w:tcMar>
               <w:top w:w="105" w:type="dxa"/>
@@ -543,10 +536,9 @@
         </w:tc>
       </w:tr>
       <w:tr>
-        <w:trPr/>
         <w:tc>
           <w:tcPr>
-            <w:tcW w:type="dxa" w:w="2592"/>
+            <w:tcW w:type="dxa" w:w="2664"/>
             <w:vAlign w:val="center"/>
             <w:tcMar>
               <w:top w:w="105" w:type="dxa"/>
@@ -575,7 +567,7 @@
         </w:tc>
         <w:tc>
           <w:tcPr>
-            <w:tcW w:type="dxa" w:w="7776"/>
+            <w:tcW w:type="dxa" w:w="7704"/>
             <w:vAlign w:val="center"/>
             <w:tcMar>
               <w:top w:w="105" w:type="dxa"/>
@@ -616,7 +608,7 @@
           <w:color w:val="192D55"/>
           <w:sz w:val="25"/>
         </w:rPr>
-        <w:t>第二章　场景整体空间全貌、建筑结构与陈设细节全景详述</w:t>
+        <w:t>第二章　建筑空间格局、子区域拓扑、美术陈设与光影色温全景细描</w:t>
       </w:r>
     </w:p>
     <w:p>
@@ -678,22 +670,22 @@
           <w:color w:val="141414"/>
           <w:sz w:val="21"/>
         </w:rPr>
-        <w:t>距离飞霞路不远的岁月路街口，设有一间临街24小时自助银行（ATM取款厅），透明玻璃门上方亮着蓝白相间的“24小时自助银行”灯箱，门口有三四级水泥台阶与幽暗的巷口拐角（EP22赌输钱的徐家宝正是蹲守在此处抢劫取完儿子学费的妇女，在原时间线划伤16岁赵左右左额角，在第三重时间线被三代赵左右合力制服）。而飞霞路通往徐图图家1449室的小区雪夜街道，两侧是覆满厚雪的冬青与红砖围墙，路灯间隔较远——在EP24大结局的2012年冬夜，这里停靠着闪烁红蓝警灯的警车，见证了全剧最热血催泪的终极一战。</w:t>
+        <w:t>距离飞霞路不远的岁月路街口，设有一间临街24小时自助银行（ATM取款厅），透明玻璃门上方亮着蓝白相间的“24小时自助银行”灯箱，门口有三四级水泥台阶与幽暗的巷口拐角（EP22，赌输钱的徐家宝正是蹲守在此处抢劫取完儿子学费的妇女，在原时间线划伤16岁赵左右左额角，在第三重时间线被三代赵左右合力制服）。而飞霞路通往徐图图家1449室的小区雪夜街道，两侧是覆满厚雪的冬青与红砖围墙，路灯间隔较远——在EP24大结局的2012年冬夜，这里停靠着闪烁红蓝警灯的警车，见证了全剧最热血催泪的终极一战。</w:t>
       </w:r>
     </w:p>
     <w:p>
       <w:pPr>
-        <w:spacing w:before="240" w:after="80" w:line="384" w:lineRule="auto"/>
+        <w:spacing w:before="160" w:after="80" w:line="384" w:lineRule="auto"/>
         <w:jc w:val="left"/>
       </w:pPr>
       <w:r>
         <w:rPr>
           <w:rFonts w:ascii="Arial" w:hAnsi="Arial" w:eastAsia="黑体"/>
           <w:b/>
-          <w:color w:val="192D55"/>
-          <w:sz w:val="25"/>
+          <w:color w:val="141414"/>
+          <w:sz w:val="22"/>
         </w:rPr>
-        <w:t>第三章　子空间功能分区、平面拓扑关系与多视角镜头动线全解</w:t>
+        <w:t>（四）子空间分区、标志性道具锚点与摄影机轴线调度总表</w:t>
       </w:r>
     </w:p>
     <w:tbl>
@@ -705,8 +697,9 @@
         <w:tblLook w:firstColumn="1" w:firstRow="1" w:lastColumn="0" w:lastRow="0" w:noHBand="0" w:noVBand="1" w:val="04A0"/>
       </w:tblPr>
       <w:tblGrid>
-        <w:gridCol w:w="5184"/>
-        <w:gridCol w:w="5184"/>
+        <w:gridCol w:w="3456"/>
+        <w:gridCol w:w="3456"/>
+        <w:gridCol w:w="3456"/>
       </w:tblGrid>
       <w:tr>
         <w:trPr>
@@ -715,7 +708,7 @@
         </w:trPr>
         <w:tc>
           <w:tcPr>
-            <w:tcW w:type="dxa" w:w="2664"/>
+            <w:tcW w:type="dxa" w:w="2376"/>
             <w:vAlign w:val="center"/>
             <w:tcMar>
               <w:top w:w="130" w:type="dxa"/>
@@ -738,13 +731,13 @@
                 <w:color w:val="FFFFFF"/>
                 <w:sz w:val="19"/>
               </w:rPr>
-              <w:t>子空间分区与方位坐标</w:t>
+              <w:t>子空间功能分区</w:t>
             </w:r>
           </w:p>
         </w:tc>
         <w:tc>
           <w:tcPr>
-            <w:tcW w:type="dxa" w:w="7704"/>
+            <w:tcW w:type="dxa" w:w="3384"/>
             <w:vAlign w:val="center"/>
             <w:tcMar>
               <w:top w:w="130" w:type="dxa"/>
@@ -767,16 +760,44 @@
                 <w:color w:val="FFFFFF"/>
                 <w:sz w:val="19"/>
               </w:rPr>
-              <w:t>标志性陈设道具、机位轴线与人物进出动线详解</w:t>
+              <w:t>标志性美术陈设与道具锚点</w:t>
+            </w:r>
+          </w:p>
+        </w:tc>
+        <w:tc>
+          <w:tcPr>
+            <w:tcW w:type="dxa" w:w="4608"/>
+            <w:vAlign w:val="center"/>
+            <w:tcMar>
+              <w:top w:w="130" w:type="dxa"/>
+              <w:bottom w:w="130" w:type="dxa"/>
+              <w:left w:w="150" w:type="dxa"/>
+              <w:right w:w="150" w:type="dxa"/>
+            </w:tcMar>
+            <w:shd w:fill="1F3864"/>
+          </w:tcPr>
+          <w:p>
+            <w:pPr>
+              <w:spacing w:before="40" w:after="40" w:line="312" w:lineRule="auto"/>
+              <w:jc w:val="center"/>
+            </w:pPr>
+            <w:r/>
+            <w:r>
+              <w:rPr>
+                <w:rFonts w:ascii="Arial" w:hAnsi="Arial" w:eastAsia="黑体"/>
+                <w:b/>
+                <w:color w:val="FFFFFF"/>
+                <w:sz w:val="19"/>
+              </w:rPr>
+              <w:t>镜头轴线设计与场面调度功能</w:t>
             </w:r>
           </w:p>
         </w:tc>
       </w:tr>
       <w:tr>
-        <w:trPr/>
         <w:tc>
           <w:tcPr>
-            <w:tcW w:type="dxa" w:w="2664"/>
+            <w:tcW w:type="dxa" w:w="2376"/>
             <w:vAlign w:val="center"/>
             <w:tcMar>
               <w:top w:w="105" w:type="dxa"/>
@@ -804,7 +825,7 @@
         </w:tc>
         <w:tc>
           <w:tcPr>
-            <w:tcW w:type="dxa" w:w="7704"/>
+            <w:tcW w:type="dxa" w:w="3384"/>
             <w:vAlign w:val="center"/>
             <w:tcMar>
               <w:top w:w="105" w:type="dxa"/>
@@ -826,21 +847,43 @@
                 <w:color w:val="191919"/>
                 <w:sz w:val="19"/>
               </w:rPr>
-              <w:t>【标志性美术陈设与道具锚点】</w:t>
-              <w:br/>
               <w:t>三面玻璃电话亭、不锈钢IC卡话机、拆迁通知单、旁边胡同平房瓦顶</w:t>
-              <w:br/>
-              <w:br/>
+            </w:r>
+          </w:p>
+        </w:tc>
+        <w:tc>
+          <w:tcPr>
+            <w:tcW w:type="dxa" w:w="4608"/>
+            <w:vAlign w:val="center"/>
+            <w:tcMar>
+              <w:top w:w="105" w:type="dxa"/>
+              <w:bottom w:w="105" w:type="dxa"/>
+              <w:left w:w="145" w:type="dxa"/>
+              <w:right w:w="145" w:type="dxa"/>
+            </w:tcMar>
+          </w:tcPr>
+          <w:p>
+            <w:pPr>
+              <w:spacing w:before="40" w:after="40" w:line="341" w:lineRule="auto"/>
+              <w:jc w:val="left"/>
+            </w:pPr>
+            <w:r/>
+            <w:r>
+              <w:rPr>
+                <w:rFonts w:ascii="Times New Roman" w:hAnsi="Times New Roman" w:eastAsia="宋体"/>
+                <w:b w:val="0"/>
+                <w:color w:val="191919"/>
+                <w:sz w:val="19"/>
+              </w:rPr>
               <w:t>【镜头轴线与动线功能】利用电话亭玻璃反光与雪夜孤岛构图，拍摄亭内特写与亭外窥视：承载EP02/03赵了联通2058、EP05徐图图飞踹王一漫、EP07赵了含泪对舒图说“说话”、EP08舒图扔帽上房顶与赵了爬梯捡帽、EP17小雪递菠萝汁暗算</w:t>
             </w:r>
           </w:p>
         </w:tc>
       </w:tr>
       <w:tr>
-        <w:trPr/>
         <w:tc>
           <w:tcPr>
-            <w:tcW w:type="dxa" w:w="2664"/>
+            <w:tcW w:type="dxa" w:w="2376"/>
             <w:vAlign w:val="center"/>
             <w:tcMar>
               <w:top w:w="105" w:type="dxa"/>
@@ -869,7 +912,7 @@
         </w:tc>
         <w:tc>
           <w:tcPr>
-            <w:tcW w:type="dxa" w:w="7704"/>
+            <w:tcW w:type="dxa" w:w="3384"/>
             <w:vAlign w:val="center"/>
             <w:tcMar>
               <w:top w:w="105" w:type="dxa"/>
@@ -892,21 +935,44 @@
                 <w:color w:val="191919"/>
                 <w:sz w:val="19"/>
               </w:rPr>
-              <w:t>【标志性美术陈设与道具锚点】</w:t>
-              <w:br/>
               <w:t>24小时ATM灯箱、玻璃感应门、覆雪街角与幽暗巷道</w:t>
-              <w:br/>
-              <w:br/>
+            </w:r>
+          </w:p>
+        </w:tc>
+        <w:tc>
+          <w:tcPr>
+            <w:tcW w:type="dxa" w:w="4608"/>
+            <w:vAlign w:val="center"/>
+            <w:tcMar>
+              <w:top w:w="105" w:type="dxa"/>
+              <w:bottom w:w="105" w:type="dxa"/>
+              <w:left w:w="145" w:type="dxa"/>
+              <w:right w:w="145" w:type="dxa"/>
+            </w:tcMar>
+            <w:shd w:fill="F7FAFC"/>
+          </w:tcPr>
+          <w:p>
+            <w:pPr>
+              <w:spacing w:before="40" w:after="40" w:line="341" w:lineRule="auto"/>
+              <w:jc w:val="left"/>
+            </w:pPr>
+            <w:r/>
+            <w:r>
+              <w:rPr>
+                <w:rFonts w:ascii="Times New Roman" w:hAnsi="Times New Roman" w:eastAsia="宋体"/>
+                <w:b w:val="0"/>
+                <w:color w:val="191919"/>
+                <w:sz w:val="19"/>
+              </w:rPr>
               <w:t>【镜头轴线与动线功能】采用原初时间线（16岁小赵单人追劫匪被美工刀划伤左额）与EP22现实线（16/41/66岁三代人并肩站立吓退并合力擒获劫匪徐家宝）的跨时空平行匹配剪辑</w:t>
             </w:r>
           </w:p>
         </w:tc>
       </w:tr>
       <w:tr>
-        <w:trPr/>
         <w:tc>
           <w:tcPr>
-            <w:tcW w:type="dxa" w:w="2664"/>
+            <w:tcW w:type="dxa" w:w="2376"/>
             <w:vAlign w:val="center"/>
             <w:tcMar>
               <w:top w:w="105" w:type="dxa"/>
@@ -934,7 +1000,7 @@
         </w:tc>
         <w:tc>
           <w:tcPr>
-            <w:tcW w:type="dxa" w:w="7704"/>
+            <w:tcW w:type="dxa" w:w="3384"/>
             <w:vAlign w:val="center"/>
             <w:tcMar>
               <w:top w:w="105" w:type="dxa"/>
@@ -956,11 +1022,34 @@
                 <w:color w:val="191919"/>
                 <w:sz w:val="19"/>
               </w:rPr>
-              <w:t>【标志性美术陈设与道具锚点】</w:t>
-              <w:br/>
               <w:t>覆雪街面、红蓝爆闪警车、路边石块、翻盖手机、银色小手电筒</w:t>
-              <w:br/>
-              <w:br/>
+            </w:r>
+          </w:p>
+        </w:tc>
+        <w:tc>
+          <w:tcPr>
+            <w:tcW w:type="dxa" w:w="4608"/>
+            <w:vAlign w:val="center"/>
+            <w:tcMar>
+              <w:top w:w="105" w:type="dxa"/>
+              <w:bottom w:w="105" w:type="dxa"/>
+              <w:left w:w="145" w:type="dxa"/>
+              <w:right w:w="145" w:type="dxa"/>
+            </w:tcMar>
+          </w:tcPr>
+          <w:p>
+            <w:pPr>
+              <w:spacing w:before="40" w:after="40" w:line="341" w:lineRule="auto"/>
+              <w:jc w:val="left"/>
+            </w:pPr>
+            <w:r/>
+            <w:r>
+              <w:rPr>
+                <w:rFonts w:ascii="Times New Roman" w:hAnsi="Times New Roman" w:eastAsia="宋体"/>
+                <w:b w:val="0"/>
+                <w:color w:val="191919"/>
+                <w:sz w:val="19"/>
+              </w:rPr>
               <w:t>【镜头轴线与动线功能】手持跟拍肉搏的凌厉纪实感切换至手电筒逆光升格慢镜头：承载EP24大结局徐家宝抢劫被押上警车、20岁赵左右冲上去与偷拍男流血搏斗（左额被石块砸破重留月牙疤）、夺手机删视频、手电筒照向夜空化作漫天“暖雪”</w:t>
             </w:r>
           </w:p>
@@ -979,7 +1068,7 @@
           <w:color w:val="192D55"/>
           <w:sz w:val="25"/>
         </w:rPr>
-        <w:t>第四章　跨时期/三篇章视觉演变、光影色温体系与视听调度深度解析</w:t>
+        <w:t>第三章　空间心理隐喻与三篇章（白昼·黄昏·黑夜）光影叙事演进</w:t>
       </w:r>
     </w:p>
     <w:p>
@@ -1025,7 +1114,7 @@
           <w:color w:val="192D55"/>
           <w:sz w:val="25"/>
         </w:rPr>
-        <w:t>第五章　全剧发生于本场景的核心戏剧事件与名场面完整纪实</w:t>
+        <w:t>第四章　本场景在全剧24集中的核心戏剧事件、场面调度与名场面完整纪实</w:t>
       </w:r>
     </w:p>
     <w:p>
